--- a/Equipo_actualizado.docx
+++ b/Equipo_actualizado.docx
@@ -19,7 +19,7 @@
           <w:iCs/>
           <w:i/>
         </w:rPr>
-        <w:t xml:space="preserve">Tabla original completada y corregida con la información recopilada en el repositorio</w:t>
+        <w:t xml:space="preserve">Tabla base: documento original</w:t>
       </w:r>
       <w:r>
         <w:rPr>
@@ -35,6 +35,36 @@
           <w:iCs/>
           <w:i/>
         </w:rPr>
+        <w:t xml:space="preserve">Equipo.docx</w:t>
+      </w:r>
+      <w:r>
+        <w:rPr>
+          <w:iCs/>
+          <w:i/>
+        </w:rPr>
+        <w:t xml:space="preserve"> </w:t>
+      </w:r>
+      <w:r>
+        <w:rPr>
+          <w:iCs/>
+          <w:i/>
+        </w:rPr>
+        <w:t xml:space="preserve">(mismo repositorio), con observaciones agregadas a partir de las fuentes oficiales de AgileX incluidas en el repositorio</w:t>
+      </w:r>
+      <w:r>
+        <w:rPr>
+          <w:iCs/>
+          <w:i/>
+        </w:rPr>
+        <w:t xml:space="preserve"> </w:t>
+      </w:r>
+      <w:r>
+        <w:rPr>
+          <w:bCs/>
+          <w:b/>
+          <w:iCs/>
+          <w:i/>
+        </w:rPr>
         <w:t xml:space="preserve">Ivan1721/pika_ros (rama pika-custom-ros2)</w:t>
       </w:r>
       <w:r>
@@ -42,25 +72,83 @@
           <w:iCs/>
           <w:i/>
         </w:rPr>
-        <w:t xml:space="preserve">, específicamente el archivo Consumo_Energia.md.</w:t>
+        <w:t xml:space="preserve">: la hoja de datos del producto Pika (</w:t>
+      </w:r>
+      <w:r>
+        <w:rPr>
+          <w:rStyle w:val="VerbatimChar"/>
+          <w:iCs/>
+          <w:i/>
+        </w:rPr>
+        <w:t xml:space="preserve">[Externo] Hoja de datos del producto Pika beta (CN).md</w:t>
+      </w:r>
+      <w:r>
+        <w:rPr>
+          <w:iCs/>
+          <w:i/>
+        </w:rPr>
+        <w:t xml:space="preserve">) y el manual oficial del brazo Piper (</w:t>
+      </w:r>
+      <w:r>
+        <w:rPr>
+          <w:rStyle w:val="VerbatimChar"/>
+          <w:iCs/>
+          <w:i/>
+        </w:rPr>
+        <w:t xml:space="preserve">agilex-piper-user-manual.pdf</w:t>
+      </w:r>
+      <w:r>
+        <w:rPr>
+          <w:iCs/>
+          <w:i/>
+        </w:rPr>
+        <w:t xml:space="preserve">). El archivo</w:t>
+      </w:r>
+      <w:r>
+        <w:rPr>
+          <w:iCs/>
+          <w:i/>
+        </w:rPr>
+        <w:t xml:space="preserve"> </w:t>
+      </w:r>
+      <w:r>
+        <w:rPr>
+          <w:rStyle w:val="VerbatimChar"/>
+          <w:iCs/>
+          <w:i/>
+        </w:rPr>
+        <w:t xml:space="preserve">Consumo_Energia.md</w:t>
+      </w:r>
+      <w:r>
+        <w:rPr>
+          <w:iCs/>
+          <w:i/>
+        </w:rPr>
+        <w:t xml:space="preserve"> </w:t>
+      </w:r>
+      <w:r>
+        <w:rPr>
+          <w:iCs/>
+          <w:i/>
+        </w:rPr>
+        <w:t xml:space="preserve">del mismo repositorio es un documento intermedio que compila esas mismas fuentes oficiales, no una fuente primaria en sí. Los valores numéricos originales de esta tabla no se modifican; solo se añaden aclaraciones en la columna de Observaciones. Las filas de Intel NUC y Cargador de baterías Drone se dejan exactamente como en el documento original, sin observaciones adicionales.</w:t>
       </w:r>
     </w:p>
     <w:tbl>
       <w:tblPr>
         <w:tblStyle w:val="Table"/>
-        <w:tblW w:type="pct" w:w="4999.999999999998"/>
+        <w:tblW w:type="pct" w:w="5000.0"/>
         <w:tblLook w:firstRow="1" w:lastRow="0" w:firstColumn="0" w:lastColumn="0" w:noHBand="0" w:noVBand="0" w:val="0020"/>
       </w:tblPr>
       <w:tblGrid>
-        <w:gridCol w:w="879"/>
-        <w:gridCol w:w="879"/>
-        <w:gridCol w:w="879"/>
-        <w:gridCol w:w="879"/>
-        <w:gridCol w:w="879"/>
-        <w:gridCol w:w="879"/>
-        <w:gridCol w:w="879"/>
-        <w:gridCol w:w="879"/>
-        <w:gridCol w:w="879"/>
+        <w:gridCol w:w="990"/>
+        <w:gridCol w:w="990"/>
+        <w:gridCol w:w="990"/>
+        <w:gridCol w:w="990"/>
+        <w:gridCol w:w="990"/>
+        <w:gridCol w:w="990"/>
+        <w:gridCol w:w="990"/>
+        <w:gridCol w:w="990"/>
       </w:tblGrid>
       <w:tr>
         <w:tc>
@@ -147,17 +235,6 @@
               <w:jc w:val="left"/>
             </w:pPr>
             <w:r>
-              <w:t xml:space="preserve">Origen</w:t>
-            </w:r>
-          </w:p>
-        </w:tc>
-        <w:tc>
-          <w:p>
-            <w:pPr>
-              <w:pStyle w:val="Compact"/>
-              <w:jc w:val="left"/>
-            </w:pPr>
-            <w:r>
               <w:t xml:space="preserve">Observaciones</w:t>
             </w:r>
           </w:p>
@@ -171,7 +248,7 @@
               <w:jc w:val="left"/>
             </w:pPr>
             <w:r>
-              <w:t xml:space="preserve">Intel RealSense D405 (corregido: el doc original decía D435i)</w:t>
+              <w:t xml:space="preserve">Intel RealSense D435i</w:t>
             </w:r>
           </w:p>
         </w:tc>
@@ -193,29 +270,29 @@
               <w:jc w:val="left"/>
             </w:pPr>
             <w:r>
-              <w:t xml:space="preserve">USB 3.1 Type-C (bus-powered)</w:t>
-            </w:r>
-          </w:p>
-        </w:tc>
-        <w:tc>
-          <w:p>
-            <w:pPr>
-              <w:pStyle w:val="Compact"/>
-              <w:jc w:val="left"/>
-            </w:pPr>
-            <w:r>
-              <w:t xml:space="preserve">3.5 (pico) 2.5 (típico)</w:t>
-            </w:r>
-          </w:p>
-        </w:tc>
-        <w:tc>
-          <w:p>
-            <w:pPr>
-              <w:pStyle w:val="Compact"/>
-              <w:jc w:val="left"/>
-            </w:pPr>
-            <w:r>
-              <w:t xml:space="preserve">7 (pico)</w:t>
+              <w:t xml:space="preserve">5 V USB</w:t>
+            </w:r>
+          </w:p>
+        </w:tc>
+        <w:tc>
+          <w:p>
+            <w:pPr>
+              <w:pStyle w:val="Compact"/>
+              <w:jc w:val="left"/>
+            </w:pPr>
+            <w:r>
+              <w:t xml:space="preserve">3.5</w:t>
+            </w:r>
+          </w:p>
+        </w:tc>
+        <w:tc>
+          <w:p>
+            <w:pPr>
+              <w:pStyle w:val="Compact"/>
+              <w:jc w:val="left"/>
+            </w:pPr>
+            <w:r>
+              <w:t xml:space="preserve">7</w:t>
             </w:r>
           </w:p>
         </w:tc>
@@ -237,29 +314,18 @@
               <w:jc w:val="left"/>
             </w:pPr>
             <w:r>
-              <w:t xml:space="preserve">21 (pico) 15 (típico)</w:t>
-            </w:r>
-          </w:p>
-        </w:tc>
-        <w:tc>
-          <w:p>
-            <w:pPr>
-              <w:pStyle w:val="Compact"/>
-              <w:jc w:val="left"/>
-            </w:pPr>
-            <w:r>
-              <w:t xml:space="preserve">📘 Fabricante (Intel)</w:t>
-            </w:r>
-          </w:p>
-        </w:tc>
-        <w:tc>
-          <w:p>
-            <w:pPr>
-              <w:pStyle w:val="Compact"/>
-              <w:jc w:val="left"/>
-            </w:pPr>
-            <w:r>
-              <w:t xml:space="preserve">El repositorio pika_ros referencia el modelo D405, no D435i. Se mantiene el consumo pico (3.5 W) publicado por Intel, coincide con el valor original del documento.</w:t>
+              <w:t xml:space="preserve">21</w:t>
+            </w:r>
+          </w:p>
+        </w:tc>
+        <w:tc>
+          <w:p>
+            <w:pPr>
+              <w:pStyle w:val="Compact"/>
+              <w:jc w:val="left"/>
+            </w:pPr>
+            <w:r>
+              <w:t xml:space="preserve">Se usa potencia máxima. Estas son cámaras D435i, distintas de las D405 que incluye el kit Pika (Pika Sense y Pika Gripper usan D405, según la hoja de datos oficial de Pika); no deben confundirse ni fusionarse en este inventario. El valor de 3.5 W es consistente con la especificación pública de Intel para el consumo máximo vía USB de la familia RealSense D400.</w:t>
             </w:r>
           </w:p>
         </w:tc>
@@ -272,7 +338,7 @@
               <w:jc w:val="left"/>
             </w:pPr>
             <w:r>
-              <w:t xml:space="preserve">PiKA Gripper (motor de la pinza)</w:t>
+              <w:t xml:space="preserve">PiKA Gripper + sensores</w:t>
             </w:r>
           </w:p>
         </w:tc>
@@ -294,29 +360,29 @@
               <w:jc w:val="left"/>
             </w:pPr>
             <w:r>
-              <w:t xml:space="preserve">24 V DC (conector XT30)</w:t>
-            </w:r>
-          </w:p>
-        </w:tc>
-        <w:tc>
-          <w:p>
-            <w:pPr>
-              <w:pStyle w:val="Compact"/>
-              <w:jc w:val="left"/>
-            </w:pPr>
-            <w:r>
-              <w:t xml:space="preserve">24 (pico, límite firmware) 2–7 (típico)</w:t>
-            </w:r>
-          </w:p>
-        </w:tc>
-        <w:tc>
-          <w:p>
-            <w:pPr>
-              <w:pStyle w:val="Compact"/>
-              <w:jc w:val="left"/>
-            </w:pPr>
-            <w:r>
-              <w:t xml:space="preserve">48 (pico)</w:t>
+              <w:t xml:space="preserve">24 V</w:t>
+            </w:r>
+          </w:p>
+        </w:tc>
+        <w:tc>
+          <w:p>
+            <w:pPr>
+              <w:pStyle w:val="Compact"/>
+              <w:jc w:val="left"/>
+            </w:pPr>
+            <w:r>
+              <w:t xml:space="preserve">30</w:t>
+            </w:r>
+          </w:p>
+        </w:tc>
+        <w:tc>
+          <w:p>
+            <w:pPr>
+              <w:pStyle w:val="Compact"/>
+              <w:jc w:val="left"/>
+            </w:pPr>
+            <w:r>
+              <w:t xml:space="preserve">60</w:t>
             </w:r>
           </w:p>
         </w:tc>
@@ -338,29 +404,18 @@
               <w:jc w:val="left"/>
             </w:pPr>
             <w:r>
-              <w:t xml:space="preserve">48 (pico)</w:t>
-            </w:r>
-          </w:p>
-        </w:tc>
-        <w:tc>
-          <w:p>
-            <w:pPr>
-              <w:pStyle w:val="Compact"/>
-              <w:jc w:val="left"/>
-            </w:pPr>
-            <w:r>
-              <w:t xml:space="preserve">✅ Oficial (conector/límite) 🧮 Estimado (consumo real)</w:t>
-            </w:r>
-          </w:p>
-        </w:tc>
-        <w:tc>
-          <w:p>
-            <w:pPr>
-              <w:pStyle w:val="Compact"/>
-              <w:jc w:val="left"/>
-            </w:pPr>
-            <w:r>
-              <w:t xml:space="preserve">Corregido desde 30 W: la hoja de datos oficial y el firmware (parámetro motor_current_limit) limitan el motor a 1000 mA @ 24 V = 24 W pico, no 30 W. En reposo/sujeción el consumo real es mucho menor (~2–7 W).</w:t>
+              <w:t xml:space="preserve">60</w:t>
+            </w:r>
+          </w:p>
+        </w:tc>
+        <w:tc>
+          <w:p>
+            <w:pPr>
+              <w:pStyle w:val="Compact"/>
+              <w:jc w:val="left"/>
+            </w:pPr>
+            <w:r>
+              <w:t xml:space="preserve">Estimado, depende de la configuración de investigación. La hoja de datos oficial de Pika especifica un conector XT30 de 24 V DC para el motor de la pinza; el firmware de pika_ros (parámetro motor_current_limit, en el código fuente del repositorio) limita la corriente del motor a 1000 mA @ 24 V = 24 W pico (por debajo del valor de 30 W usado aquí). En reposo/sujeción el consumo real es mucho menor (~2–7 W). Los sensores (cámara D405 + fisheye + IMU) se alimentan vía Type-C, independientemente de esta línea de 24 V.</w:t>
             </w:r>
           </w:p>
         </w:tc>
@@ -373,7 +428,7 @@
               <w:jc w:val="left"/>
             </w:pPr>
             <w:r>
-              <w:t xml:space="preserve">Sensores del Gripper (cámara fisheye + IMU/codificador)</w:t>
+              <w:t xml:space="preserve">PiPER Robotic Arm</w:t>
             </w:r>
           </w:p>
         </w:tc>
@@ -395,29 +450,29 @@
               <w:jc w:val="left"/>
             </w:pPr>
             <w:r>
-              <w:t xml:space="preserve">USB / integrado (vía Type-C)</w:t>
-            </w:r>
-          </w:p>
-        </w:tc>
-        <w:tc>
-          <w:p>
-            <w:pPr>
-              <w:pStyle w:val="Compact"/>
-              <w:jc w:val="left"/>
-            </w:pPr>
-            <w:r>
-              <w:t xml:space="preserve">~3.5 (pico)</w:t>
-            </w:r>
-          </w:p>
-        </w:tc>
-        <w:tc>
-          <w:p>
-            <w:pPr>
-              <w:pStyle w:val="Compact"/>
-              <w:jc w:val="left"/>
-            </w:pPr>
-            <w:r>
-              <w:t xml:space="preserve">7 (pico)</w:t>
+              <w:t xml:space="preserve">24 V</w:t>
+            </w:r>
+          </w:p>
+        </w:tc>
+        <w:tc>
+          <w:p>
+            <w:pPr>
+              <w:pStyle w:val="Compact"/>
+              <w:jc w:val="left"/>
+            </w:pPr>
+            <w:r>
+              <w:t xml:space="preserve">120</w:t>
+            </w:r>
+          </w:p>
+        </w:tc>
+        <w:tc>
+          <w:p>
+            <w:pPr>
+              <w:pStyle w:val="Compact"/>
+              <w:jc w:val="left"/>
+            </w:pPr>
+            <w:r>
+              <w:t xml:space="preserve">240</w:t>
             </w:r>
           </w:p>
         </w:tc>
@@ -439,29 +494,27 @@
               <w:jc w:val="left"/>
             </w:pPr>
             <w:r>
-              <w:t xml:space="preserve">7 (pico)</w:t>
-            </w:r>
-          </w:p>
-        </w:tc>
-        <w:tc>
-          <w:p>
-            <w:pPr>
-              <w:pStyle w:val="Compact"/>
-              <w:jc w:val="left"/>
-            </w:pPr>
-            <w:r>
-              <w:t xml:space="preserve">🧮 Estimado</w:t>
-            </w:r>
-          </w:p>
-        </w:tc>
-        <w:tc>
-          <w:p>
-            <w:pPr>
-              <w:pStyle w:val="Compact"/>
-              <w:jc w:val="left"/>
-            </w:pPr>
-            <w:r>
-              <w:t xml:space="preserve">Fila nueva: se separa de</w:t>
+              <w:t xml:space="preserve">240</w:t>
+            </w:r>
+          </w:p>
+        </w:tc>
+        <w:tc>
+          <w:p>
+            <w:pPr>
+              <w:pStyle w:val="Compact"/>
+              <w:jc w:val="left"/>
+            </w:pPr>
+            <w:r>
+              <w:t xml:space="preserve">Potencia máxima del fabricante. Confirmado por el manual oficial de AgileX (</w:t>
+            </w:r>
+            <w:r>
+              <w:rPr>
+                <w:rStyle w:val="VerbatimChar"/>
+              </w:rPr>
+              <w:t xml:space="preserve">agilex-piper-user-manual.pdf</w:t>
+            </w:r>
+            <w:r>
+              <w:t xml:space="preserve">, sección</w:t>
             </w:r>
             <w:r>
               <w:t xml:space="preserve"> </w:t>
@@ -470,16 +523,49 @@
               <w:t xml:space="preserve">“</w:t>
             </w:r>
             <w:r>
-              <w:t xml:space="preserve">PiKA Gripper + sensores</w:t>
+              <w:t xml:space="preserve">Technical Specifications</w:t>
             </w:r>
             <w:r>
               <w:t xml:space="preserve">”</w:t>
             </w:r>
             <w:r>
+              <w:t xml:space="preserve">): 120 W coincide exactamente con la</w:t>
+            </w:r>
+            <w:r>
               <w:t xml:space="preserve"> </w:t>
             </w:r>
             <w:r>
-              <w:t xml:space="preserve">para trazabilidad. No hay cifra oficial publicada por AgileX para la cámara fisheye ni el IMU; estimado a partir de módulos UVC genéricos similares.</w:t>
+              <w:t xml:space="preserve">“</w:t>
+            </w:r>
+            <w:r>
+              <w:t xml:space="preserve">potencia máxima</w:t>
+            </w:r>
+            <w:r>
+              <w:t xml:space="preserve">”</w:t>
+            </w:r>
+            <w:r>
+              <w:t xml:space="preserve"> </w:t>
+            </w:r>
+            <w:r>
+              <w:t xml:space="preserve">publicada. El mismo manual reporta 40 W como</w:t>
+            </w:r>
+            <w:r>
+              <w:t xml:space="preserve"> </w:t>
+            </w:r>
+            <w:r>
+              <w:t xml:space="preserve">“</w:t>
+            </w:r>
+            <w:r>
+              <w:t xml:space="preserve">potencia integral</w:t>
+            </w:r>
+            <w:r>
+              <w:t xml:space="preserve">”</w:t>
+            </w:r>
+            <w:r>
+              <w:t xml:space="preserve"> </w:t>
+            </w:r>
+            <w:r>
+              <w:t xml:space="preserve">(uso normal/continuo) — útil si se prefiere calcular energía diaria con un valor más realista que el pico.</w:t>
             </w:r>
           </w:p>
         </w:tc>
@@ -492,7 +578,7 @@
               <w:jc w:val="left"/>
             </w:pPr>
             <w:r>
-              <w:t xml:space="preserve">PiPER Robotic Arm</w:t>
+              <w:t xml:space="preserve">Pika Station (base de localización)</w:t>
             </w:r>
           </w:p>
         </w:tc>
@@ -514,29 +600,29 @@
               <w:jc w:val="left"/>
             </w:pPr>
             <w:r>
-              <w:t xml:space="preserve">24 V DC (mín. 24, máx. 26)</w:t>
-            </w:r>
-          </w:p>
-        </w:tc>
-        <w:tc>
-          <w:p>
-            <w:pPr>
-              <w:pStyle w:val="Compact"/>
-              <w:jc w:val="left"/>
-            </w:pPr>
-            <w:r>
-              <w:t xml:space="preserve">120 (pico) 40 (integral/continuo)</w:t>
-            </w:r>
-          </w:p>
-        </w:tc>
-        <w:tc>
-          <w:p>
-            <w:pPr>
-              <w:pStyle w:val="Compact"/>
-              <w:jc w:val="left"/>
-            </w:pPr>
-            <w:r>
-              <w:t xml:space="preserve">240 (pico) 80 (continuo)</w:t>
+              <w:t xml:space="preserve">12 V</w:t>
+            </w:r>
+          </w:p>
+        </w:tc>
+        <w:tc>
+          <w:p>
+            <w:pPr>
+              <w:pStyle w:val="Compact"/>
+              <w:jc w:val="left"/>
+            </w:pPr>
+            <w:r>
+              <w:t xml:space="preserve">3</w:t>
+            </w:r>
+          </w:p>
+        </w:tc>
+        <w:tc>
+          <w:p>
+            <w:pPr>
+              <w:pStyle w:val="Compact"/>
+              <w:jc w:val="left"/>
+            </w:pPr>
+            <w:r>
+              <w:t xml:space="preserve">6</w:t>
             </w:r>
           </w:p>
         </w:tc>
@@ -558,47 +644,18 @@
               <w:jc w:val="left"/>
             </w:pPr>
             <w:r>
-              <w:t xml:space="preserve">240 (pico) 80 (continuo)</w:t>
-            </w:r>
-          </w:p>
-        </w:tc>
-        <w:tc>
-          <w:p>
-            <w:pPr>
-              <w:pStyle w:val="Compact"/>
-              <w:jc w:val="left"/>
-            </w:pPr>
-            <w:r>
-              <w:t xml:space="preserve">✅ Oficial (manual AgileX)</w:t>
-            </w:r>
-          </w:p>
-        </w:tc>
-        <w:tc>
-          <w:p>
-            <w:pPr>
-              <w:pStyle w:val="Compact"/>
-              <w:jc w:val="left"/>
-            </w:pPr>
-            <w:r>
-              <w:t xml:space="preserve">Confirmado: coincide con el valor original (120 W pico por unidad). El manual oficial agilex-piper-user-manual.pdf también reporta 40 W como</w:t>
-            </w:r>
-            <w:r>
-              <w:t xml:space="preserve"> </w:t>
-            </w:r>
-            <w:r>
-              <w:t xml:space="preserve">“</w:t>
-            </w:r>
-            <w:r>
-              <w:t xml:space="preserve">potencia integral</w:t>
-            </w:r>
-            <w:r>
-              <w:t xml:space="preserve">”</w:t>
-            </w:r>
-            <w:r>
-              <w:t xml:space="preserve"> </w:t>
-            </w:r>
-            <w:r>
-              <w:t xml:space="preserve">para uso normal/continuo, útil si se calcula energía diaria realista en vez de pico.</w:t>
+              <w:t xml:space="preserve">6</w:t>
+            </w:r>
+          </w:p>
+        </w:tc>
+        <w:tc>
+          <w:p>
+            <w:pPr>
+              <w:pStyle w:val="Compact"/>
+              <w:jc w:val="left"/>
+            </w:pPr>
+            <w:r>
+              <w:t xml:space="preserve">Fila nueva (no está en el documento original). Cifra oficial de la hoja de datos de Pika: 12 V, 3 W típico, batería 10 Ah, 30 h de autonomía. Cantidad asumida en 2 (una por puesto de operación); ajustar si el equipo real usa otra cantidad de base stations.</w:t>
             </w:r>
           </w:p>
         </w:tc>
@@ -611,7 +668,7 @@
               <w:jc w:val="left"/>
             </w:pPr>
             <w:r>
-              <w:t xml:space="preserve">Pika Station (base de localización)</w:t>
+              <w:t xml:space="preserve">Tracker de posicionamiento (etiqueta, en Pika Sense)</w:t>
             </w:r>
           </w:p>
         </w:tc>
@@ -633,29 +690,18 @@
               <w:jc w:val="left"/>
             </w:pPr>
             <w:r>
-              <w:t xml:space="preserve">12 V (batería 10 Ah o adaptador 220 V AC)</w:t>
-            </w:r>
-          </w:p>
-        </w:tc>
-        <w:tc>
-          <w:p>
-            <w:pPr>
-              <w:pStyle w:val="Compact"/>
-              <w:jc w:val="left"/>
-            </w:pPr>
-            <w:r>
-              <w:t xml:space="preserve">3 (típico)</w:t>
-            </w:r>
-          </w:p>
-        </w:tc>
-        <w:tc>
-          <w:p>
-            <w:pPr>
-              <w:pStyle w:val="Compact"/>
-              <w:jc w:val="left"/>
-            </w:pPr>
-            <w:r>
-              <w:t xml:space="preserve">6 (típico)</w:t>
+              <w:t xml:space="preserve">Batería interna (USB)</w:t>
+            </w:r>
+          </w:p>
+        </w:tc>
+        <w:tc>
+          <w:p>
+            <w:pPr>
+              <w:pStyle w:val="Compact"/>
+              <w:jc w:val="left"/>
+            </w:pPr>
+            <w:r>
+              <w:t xml:space="preserve">0.5</w:t>
             </w:r>
           </w:p>
         </w:tc>
@@ -677,29 +723,29 @@
               <w:jc w:val="left"/>
             </w:pPr>
             <w:r>
-              <w:t xml:space="preserve">6 (típico)</w:t>
-            </w:r>
-          </w:p>
-        </w:tc>
-        <w:tc>
-          <w:p>
-            <w:pPr>
-              <w:pStyle w:val="Compact"/>
-              <w:jc w:val="left"/>
-            </w:pPr>
-            <w:r>
-              <w:t xml:space="preserve">✅ Oficial (datasheet Pika)</w:t>
-            </w:r>
-          </w:p>
-        </w:tc>
-        <w:tc>
-          <w:p>
-            <w:pPr>
-              <w:pStyle w:val="Compact"/>
-              <w:jc w:val="left"/>
-            </w:pPr>
-            <w:r>
-              <w:t xml:space="preserve">Fila nueva, agregada según la nota del documento original. Cifra 100% oficial: 12 V, 3 W típico, batería 10 Ah, 30 h de autonomía. Cantidad asumida en 2 (mínimo recomendado para cobertura de un puesto de operación); ajustar si el equipo real usa más base stations.</w:t>
+              <w:t xml:space="preserve">1</w:t>
+            </w:r>
+          </w:p>
+        </w:tc>
+        <w:tc>
+          <w:p>
+            <w:pPr>
+              <w:pStyle w:val="Compact"/>
+              <w:jc w:val="left"/>
+            </w:pPr>
+            <w:r>
+              <w:t xml:space="preserve">1</w:t>
+            </w:r>
+          </w:p>
+        </w:tc>
+        <w:tc>
+          <w:p>
+            <w:pPr>
+              <w:pStyle w:val="Compact"/>
+              <w:jc w:val="left"/>
+            </w:pPr>
+            <w:r>
+              <w:t xml:space="preserve">Fila nueva (no está en el documento original). Autonomía oficial de 9 h según la hoja de datos de Pika; la cifra en W es una estimación (AgileX no publica la capacidad de la batería), inferida a partir de trackers ópticos similares. Cantidad asumida en 2 (un tracker por brazo/Sense).</w:t>
             </w:r>
           </w:p>
         </w:tc>
@@ -712,7 +758,51 @@
               <w:jc w:val="left"/>
             </w:pPr>
             <w:r>
-              <w:t xml:space="preserve">Tracker de posicionamiento (etiqueta, en Pika Sense)</w:t>
+              <w:t xml:space="preserve">Intel NUC 11 Enthusiast (i7 + RTX2060)</w:t>
+            </w:r>
+          </w:p>
+        </w:tc>
+        <w:tc>
+          <w:p>
+            <w:pPr>
+              <w:pStyle w:val="Compact"/>
+              <w:jc w:val="left"/>
+            </w:pPr>
+            <w:r>
+              <w:t xml:space="preserve">1</w:t>
+            </w:r>
+          </w:p>
+        </w:tc>
+        <w:tc>
+          <w:p>
+            <w:pPr>
+              <w:pStyle w:val="Compact"/>
+              <w:jc w:val="left"/>
+            </w:pPr>
+            <w:r>
+              <w:t xml:space="preserve">19 V</w:t>
+            </w:r>
+          </w:p>
+        </w:tc>
+        <w:tc>
+          <w:p>
+            <w:pPr>
+              <w:pStyle w:val="Compact"/>
+              <w:jc w:val="left"/>
+            </w:pPr>
+            <w:r>
+              <w:t xml:space="preserve">180</w:t>
+            </w:r>
+          </w:p>
+        </w:tc>
+        <w:tc>
+          <w:p>
+            <w:pPr>
+              <w:pStyle w:val="Compact"/>
+              <w:jc w:val="left"/>
+            </w:pPr>
+            <w:r>
+              <w:t xml:space="preserve">180</w:t>
             </w:r>
           </w:p>
         </w:tc>
@@ -734,73 +824,18 @@
               <w:jc w:val="left"/>
             </w:pPr>
             <w:r>
-              <w:t xml:space="preserve">Batería interna (recarga USB)</w:t>
-            </w:r>
-          </w:p>
-        </w:tc>
-        <w:tc>
-          <w:p>
-            <w:pPr>
-              <w:pStyle w:val="Compact"/>
-              <w:jc w:val="left"/>
-            </w:pPr>
-            <w:r>
-              <w:t xml:space="preserve">~0.5 (típico)</w:t>
-            </w:r>
-          </w:p>
-        </w:tc>
-        <w:tc>
-          <w:p>
-            <w:pPr>
-              <w:pStyle w:val="Compact"/>
-              <w:jc w:val="left"/>
-            </w:pPr>
-            <w:r>
-              <w:t xml:space="preserve">~1 (típico)</w:t>
-            </w:r>
-          </w:p>
-        </w:tc>
-        <w:tc>
-          <w:p>
-            <w:pPr>
-              <w:pStyle w:val="Compact"/>
-              <w:jc w:val="left"/>
-            </w:pPr>
-            <w:r>
-              <w:t xml:space="preserve">1</w:t>
-            </w:r>
-          </w:p>
-        </w:tc>
-        <w:tc>
-          <w:p>
-            <w:pPr>
-              <w:pStyle w:val="Compact"/>
-              <w:jc w:val="left"/>
-            </w:pPr>
-            <w:r>
-              <w:t xml:space="preserve">~1 (típico)</w:t>
-            </w:r>
-          </w:p>
-        </w:tc>
-        <w:tc>
-          <w:p>
-            <w:pPr>
-              <w:pStyle w:val="Compact"/>
-              <w:jc w:val="left"/>
-            </w:pPr>
-            <w:r>
-              <w:t xml:space="preserve">🧮 Estimado</w:t>
-            </w:r>
-          </w:p>
-        </w:tc>
-        <w:tc>
-          <w:p>
-            <w:pPr>
-              <w:pStyle w:val="Compact"/>
-              <w:jc w:val="left"/>
-            </w:pPr>
-            <w:r>
-              <w:t xml:space="preserve">Fila nueva, agregada según la nota del documento original. Autonomía oficial de 9 h; la cifra en W es una estimación (no hay capacidad de batería publicada por AgileX), inferida a partir de trackers ópticos similares. Cantidad asumida en 2 (un tracker por brazo/Sense).</w:t>
+              <w:t xml:space="preserve">360</w:t>
+            </w:r>
+          </w:p>
+        </w:tc>
+        <w:tc>
+          <w:p>
+            <w:pPr>
+              <w:pStyle w:val="Compact"/>
+              <w:jc w:val="left"/>
+            </w:pPr>
+            <w:r>
+              <w:t xml:space="preserve">Valor típico durante procesamiento</w:t>
             </w:r>
           </w:p>
         </w:tc>
@@ -813,7 +848,7 @@
               <w:jc w:val="left"/>
             </w:pPr>
             <w:r>
-              <w:t xml:space="preserve">Intel NUC 11 Enthusiast (i7 + RTX 2060)</w:t>
+              <w:t xml:space="preserve">Sistema de control (CAN, switches, MCU, Ethernet, etc.)</w:t>
             </w:r>
           </w:p>
         </w:tc>
@@ -835,73 +870,62 @@
               <w:jc w:val="left"/>
             </w:pPr>
             <w:r>
-              <w:t xml:space="preserve">19 V</w:t>
-            </w:r>
-          </w:p>
-        </w:tc>
-        <w:tc>
-          <w:p>
-            <w:pPr>
-              <w:pStyle w:val="Compact"/>
-              <w:jc w:val="left"/>
-            </w:pPr>
-            <w:r>
-              <w:t xml:space="preserve">180</w:t>
-            </w:r>
-          </w:p>
-        </w:tc>
-        <w:tc>
-          <w:p>
-            <w:pPr>
-              <w:pStyle w:val="Compact"/>
-              <w:jc w:val="left"/>
-            </w:pPr>
-            <w:r>
-              <w:t xml:space="preserve">180</w:t>
-            </w:r>
-          </w:p>
-        </w:tc>
-        <w:tc>
-          <w:p>
-            <w:pPr>
-              <w:pStyle w:val="Compact"/>
-              <w:jc w:val="left"/>
-            </w:pPr>
-            <w:r>
-              <w:t xml:space="preserve">2</w:t>
-            </w:r>
-          </w:p>
-        </w:tc>
-        <w:tc>
-          <w:p>
-            <w:pPr>
-              <w:pStyle w:val="Compact"/>
-              <w:jc w:val="left"/>
-            </w:pPr>
-            <w:r>
-              <w:t xml:space="preserve">360</w:t>
-            </w:r>
-          </w:p>
-        </w:tc>
-        <w:tc>
-          <w:p>
-            <w:pPr>
-              <w:pStyle w:val="Compact"/>
-              <w:jc w:val="left"/>
-            </w:pPr>
-            <w:r>
-              <w:t xml:space="preserve">— (no está en pika_ros)</w:t>
-            </w:r>
-          </w:p>
-        </w:tc>
-        <w:tc>
-          <w:p>
-            <w:pPr>
-              <w:pStyle w:val="Compact"/>
-              <w:jc w:val="left"/>
-            </w:pPr>
-            <w:r>
-              <w:t xml:space="preserve">Equipo de cómputo host, fuera del alcance de pika_ros: el repositorio no documenta ni requiere este hardware específico, solo indica rangos genéricos de referencia (15–65 W para mini PC, 30–120 W para laptop con GPU bajo carga). No se modifican las cifras de esta fila.</w:t>
+              <w:t xml:space="preserve">24/12 V</w:t>
+            </w:r>
+          </w:p>
+        </w:tc>
+        <w:tc>
+          <w:p>
+            <w:pPr>
+              <w:pStyle w:val="Compact"/>
+              <w:jc w:val="left"/>
+            </w:pPr>
+            <w:r>
+              <w:t xml:space="preserve">30</w:t>
+            </w:r>
+          </w:p>
+        </w:tc>
+        <w:tc>
+          <w:p>
+            <w:pPr>
+              <w:pStyle w:val="Compact"/>
+              <w:jc w:val="left"/>
+            </w:pPr>
+            <w:r>
+              <w:t xml:space="preserve">30</w:t>
+            </w:r>
+          </w:p>
+        </w:tc>
+        <w:tc>
+          <w:p>
+            <w:pPr>
+              <w:pStyle w:val="Compact"/>
+              <w:jc w:val="left"/>
+            </w:pPr>
+            <w:r>
+              <w:t xml:space="preserve">3</w:t>
+            </w:r>
+          </w:p>
+        </w:tc>
+        <w:tc>
+          <w:p>
+            <w:pPr>
+              <w:pStyle w:val="Compact"/>
+              <w:jc w:val="left"/>
+            </w:pPr>
+            <w:r>
+              <w:t xml:space="preserve">90</w:t>
+            </w:r>
+          </w:p>
+        </w:tc>
+        <w:tc>
+          <w:p>
+            <w:pPr>
+              <w:pStyle w:val="Compact"/>
+              <w:jc w:val="left"/>
+            </w:pPr>
+            <w:r>
+              <w:t xml:space="preserve">Estimado. El repositorio pika_ros solo documenta el adaptador USB–CAN (gs_usb) dentro de este grupo: ~1–2.5 W, bus-powered vía USB. El resto (switches, MCU, Ethernet, hubs) no está documentado ni en pika_ros ni en las fuentes oficiales de AgileX. Ver recomendaciones de dimensionamiento en las notas generales, abajo.</w:t>
             </w:r>
           </w:p>
         </w:tc>
@@ -914,7 +938,51 @@
               <w:jc w:val="left"/>
             </w:pPr>
             <w:r>
-              <w:t xml:space="preserve">Sistema de control (CAN, switches, MCU, Ethernet, etc.)</w:t>
+              <w:t xml:space="preserve">Cargador baterías Drone</w:t>
+            </w:r>
+          </w:p>
+        </w:tc>
+        <w:tc>
+          <w:p>
+            <w:pPr>
+              <w:pStyle w:val="Compact"/>
+              <w:jc w:val="left"/>
+            </w:pPr>
+            <w:r>
+              <w:t xml:space="preserve">2</w:t>
+            </w:r>
+          </w:p>
+        </w:tc>
+        <w:tc>
+          <w:p>
+            <w:pPr>
+              <w:pStyle w:val="Compact"/>
+              <w:jc w:val="left"/>
+            </w:pPr>
+            <w:r>
+              <w:t xml:space="preserve">24 V</w:t>
+            </w:r>
+          </w:p>
+        </w:tc>
+        <w:tc>
+          <w:p>
+            <w:pPr>
+              <w:pStyle w:val="Compact"/>
+              <w:jc w:val="left"/>
+            </w:pPr>
+            <w:r>
+              <w:t xml:space="preserve">36</w:t>
+            </w:r>
+          </w:p>
+        </w:tc>
+        <w:tc>
+          <w:p>
+            <w:pPr>
+              <w:pStyle w:val="Compact"/>
+              <w:jc w:val="left"/>
+            </w:pPr>
+            <w:r>
+              <w:t xml:space="preserve">72</w:t>
             </w:r>
           </w:p>
         </w:tc>
@@ -936,129 +1004,6 @@
               <w:jc w:val="left"/>
             </w:pPr>
             <w:r>
-              <w:t xml:space="preserve">24/12 V</w:t>
-            </w:r>
-          </w:p>
-        </w:tc>
-        <w:tc>
-          <w:p>
-            <w:pPr>
-              <w:pStyle w:val="Compact"/>
-              <w:jc w:val="left"/>
-            </w:pPr>
-            <w:r>
-              <w:t xml:space="preserve">30</w:t>
-            </w:r>
-          </w:p>
-        </w:tc>
-        <w:tc>
-          <w:p>
-            <w:pPr>
-              <w:pStyle w:val="Compact"/>
-              <w:jc w:val="left"/>
-            </w:pPr>
-            <w:r>
-              <w:t xml:space="preserve">30</w:t>
-            </w:r>
-          </w:p>
-        </w:tc>
-        <w:tc>
-          <w:p>
-            <w:pPr>
-              <w:pStyle w:val="Compact"/>
-              <w:jc w:val="left"/>
-            </w:pPr>
-            <w:r>
-              <w:t xml:space="preserve">3</w:t>
-            </w:r>
-          </w:p>
-        </w:tc>
-        <w:tc>
-          <w:p>
-            <w:pPr>
-              <w:pStyle w:val="Compact"/>
-              <w:jc w:val="left"/>
-            </w:pPr>
-            <w:r>
-              <w:t xml:space="preserve">90</w:t>
-            </w:r>
-          </w:p>
-        </w:tc>
-        <w:tc>
-          <w:p>
-            <w:pPr>
-              <w:pStyle w:val="Compact"/>
-              <w:jc w:val="left"/>
-            </w:pPr>
-            <w:r>
-              <w:t xml:space="preserve">🧮 Estimado (parcial)</w:t>
-            </w:r>
-          </w:p>
-        </w:tc>
-        <w:tc>
-          <w:p>
-            <w:pPr>
-              <w:pStyle w:val="Compact"/>
-              <w:jc w:val="left"/>
-            </w:pPr>
-            <w:r>
-              <w:t xml:space="preserve">El repositorio solo documenta el adaptador USB–CAN (gs_usb) dentro de este grupo: ~1–2.5 W, bus-powered. El resto (switches, MCU, Ethernet) no está documentado en pika_ros; se mantiene la estimación original.</w:t>
-            </w:r>
-          </w:p>
-        </w:tc>
-      </w:tr>
-      <w:tr>
-        <w:tc>
-          <w:p>
-            <w:pPr>
-              <w:pStyle w:val="Compact"/>
-              <w:jc w:val="left"/>
-            </w:pPr>
-            <w:r>
-              <w:t xml:space="preserve">Cargador de baterías Drone</w:t>
-            </w:r>
-          </w:p>
-        </w:tc>
-        <w:tc>
-          <w:p>
-            <w:pPr>
-              <w:pStyle w:val="Compact"/>
-              <w:jc w:val="left"/>
-            </w:pPr>
-            <w:r>
-              <w:t xml:space="preserve">2</w:t>
-            </w:r>
-          </w:p>
-        </w:tc>
-        <w:tc>
-          <w:p>
-            <w:pPr>
-              <w:pStyle w:val="Compact"/>
-              <w:jc w:val="left"/>
-            </w:pPr>
-            <w:r>
-              <w:t xml:space="preserve">24 V</w:t>
-            </w:r>
-          </w:p>
-        </w:tc>
-        <w:tc>
-          <w:p>
-            <w:pPr>
-              <w:pStyle w:val="Compact"/>
-              <w:jc w:val="left"/>
-            </w:pPr>
-            <w:r>
-              <w:t xml:space="preserve">36</w:t>
-            </w:r>
-          </w:p>
-        </w:tc>
-        <w:tc>
-          <w:p>
-            <w:pPr>
-              <w:pStyle w:val="Compact"/>
-              <w:jc w:val="left"/>
-            </w:pPr>
-            <w:r>
               <w:t xml:space="preserve">72</w:t>
             </w:r>
           </w:p>
@@ -1070,40 +1015,7 @@
               <w:jc w:val="left"/>
             </w:pPr>
             <w:r>
-              <w:t xml:space="preserve">1</w:t>
-            </w:r>
-          </w:p>
-        </w:tc>
-        <w:tc>
-          <w:p>
-            <w:pPr>
-              <w:pStyle w:val="Compact"/>
-              <w:jc w:val="left"/>
-            </w:pPr>
-            <w:r>
-              <w:t xml:space="preserve">72</w:t>
-            </w:r>
-          </w:p>
-        </w:tc>
-        <w:tc>
-          <w:p>
-            <w:pPr>
-              <w:pStyle w:val="Compact"/>
-              <w:jc w:val="left"/>
-            </w:pPr>
-            <w:r>
-              <w:t xml:space="preserve">🧮 Estimado propio</w:t>
-            </w:r>
-          </w:p>
-        </w:tc>
-        <w:tc>
-          <w:p>
-            <w:pPr>
-              <w:pStyle w:val="Compact"/>
-              <w:jc w:val="left"/>
-            </w:pPr>
-            <w:r>
-              <w:t xml:space="preserve">Componente no mencionado en pika_ros (no forma parte del stack Pika/Piper). Se mantiene el valor original del documento; verificar con la ficha del cargador.</w:t>
+              <w:t xml:space="preserve">Dos cargadores simultáneos</w:t>
             </w:r>
           </w:p>
         </w:tc>
@@ -1120,7 +1032,7 @@
                 <w:bCs/>
                 <w:b/>
               </w:rPr>
-              <w:t xml:space="preserve">TOTAL (usando valores pico)</w:t>
+              <w:t xml:space="preserve">TOTAL</w:t>
             </w:r>
           </w:p>
         </w:tc>
@@ -1180,7 +1092,7 @@
                 <w:bCs/>
                 <w:b/>
               </w:rPr>
-              <w:t xml:space="preserve">591</w:t>
+              <w:t xml:space="preserve">596</w:t>
             </w:r>
           </w:p>
         </w:tc>
@@ -1210,22 +1122,7 @@
                 <w:bCs/>
                 <w:b/>
               </w:rPr>
-              <w:t xml:space="preserve">845</w:t>
-            </w:r>
-          </w:p>
-        </w:tc>
-        <w:tc>
-          <w:p>
-            <w:pPr>
-              <w:pStyle w:val="Compact"/>
-              <w:jc w:val="left"/>
-            </w:pPr>
-            <w:r>
-              <w:rPr>
-                <w:bCs/>
-                <w:b/>
-              </w:rPr>
-              <w:t xml:space="preserve">—</w:t>
+              <w:t xml:space="preserve">850</w:t>
             </w:r>
           </w:p>
         </w:tc>
@@ -1272,114 +1169,7 @@
               <w:t xml:space="preserve"> </w:t>
             </w:r>
             <w:r>
-              <w:t xml:space="preserve">de todas las filas anteriores (incluyendo las dos filas nuevas de Pika Station y Tracker), usando los valores pico/típico donde hay dos cifras.</w:t>
-            </w:r>
-          </w:p>
-        </w:tc>
-      </w:tr>
-    </w:tbl>
-    <w:p>
-      <w:pPr>
-        <w:pStyle w:val="BodyText"/>
-      </w:pPr>
-      <w:r>
-        <w:rPr>
-          <w:bCs/>
-          <w:b/>
-        </w:rPr>
-        <w:t xml:space="preserve">Leyenda de origen de los datos</w:t>
-      </w:r>
-    </w:p>
-    <w:tbl>
-      <w:tblPr>
-        <w:tblStyle w:val="Table"/>
-        <w:tblW w:type="pct" w:w="5000.0"/>
-        <w:tblLook w:firstRow="0" w:lastRow="0" w:firstColumn="0" w:lastColumn="0" w:noHBand="0" w:noVBand="0" w:val="0000"/>
-      </w:tblPr>
-      <w:tblGrid>
-        <w:gridCol w:w="3960"/>
-        <w:gridCol w:w="3960"/>
-      </w:tblGrid>
-      <w:tr>
-        <w:tc>
-          <w:p>
-            <w:pPr>
-              <w:pStyle w:val="Compact"/>
-              <w:jc w:val="left"/>
-            </w:pPr>
-            <w:r>
-              <w:rPr>
-                <w:bCs/>
-                <w:b/>
-              </w:rPr>
-              <w:t xml:space="preserve">✅ Oficial</w:t>
-            </w:r>
-          </w:p>
-        </w:tc>
-        <w:tc>
-          <w:p>
-            <w:pPr>
-              <w:pStyle w:val="Compact"/>
-              <w:jc w:val="left"/>
-            </w:pPr>
-            <w:r>
-              <w:t xml:space="preserve">Tomado directamente de la hoja de datos de Pika o del manual oficial de AgileX/Piper, incluidos en el repositorio.</w:t>
-            </w:r>
-          </w:p>
-        </w:tc>
-      </w:tr>
-      <w:tr>
-        <w:tc>
-          <w:p>
-            <w:pPr>
-              <w:pStyle w:val="Compact"/>
-              <w:jc w:val="left"/>
-            </w:pPr>
-            <w:r>
-              <w:rPr>
-                <w:bCs/>
-                <w:b/>
-              </w:rPr>
-              <w:t xml:space="preserve">📘 Fabricante</w:t>
-            </w:r>
-          </w:p>
-        </w:tc>
-        <w:tc>
-          <w:p>
-            <w:pPr>
-              <w:pStyle w:val="Compact"/>
-              <w:jc w:val="left"/>
-            </w:pPr>
-            <w:r>
-              <w:t xml:space="preserve">Especificación pública del fabricante del componente (p. ej. Intel), no documentada dentro del repositorio pika_ros.</w:t>
-            </w:r>
-          </w:p>
-        </w:tc>
-      </w:tr>
-      <w:tr>
-        <w:tc>
-          <w:p>
-            <w:pPr>
-              <w:pStyle w:val="Compact"/>
-              <w:jc w:val="left"/>
-            </w:pPr>
-            <w:r>
-              <w:rPr>
-                <w:bCs/>
-                <w:b/>
-              </w:rPr>
-              <w:t xml:space="preserve">🧮 Estimado</w:t>
-            </w:r>
-          </w:p>
-        </w:tc>
-        <w:tc>
-          <w:p>
-            <w:pPr>
-              <w:pStyle w:val="Compact"/>
-              <w:jc w:val="left"/>
-            </w:pPr>
-            <w:r>
-              <w:t xml:space="preserve">Calculado o inferido a partir de datos parciales (p. ej. límites de corriente en firmware) porque no existe una cifra oficial publicada. Se recomienda verificar con un medidor USB/multímetro si se necesita precisión.</w:t>
+              <w:t xml:space="preserve">de todas las filas anteriores (incluye las dos filas nuevas de Pika Station y Tracker).</w:t>
             </w:r>
           </w:p>
         </w:tc>
@@ -1406,7 +1196,23 @@
         <w:pStyle w:val="Compact"/>
       </w:pPr>
       <w:r>
-        <w:t xml:space="preserve">Se corrigió el modelo de cámara de D435i a D405, y el pico del motor del Gripper de 30 W a 24 W (límite real de firmware), según pika_ros.</w:t>
+        <w:t xml:space="preserve">Los valores del documento original (Cantidad, Alimentación, Potencia unitaria/total, Horas/día, Energía)</w:t>
+      </w:r>
+      <w:r>
+        <w:t xml:space="preserve"> </w:t>
+      </w:r>
+      <w:r>
+        <w:rPr>
+          <w:bCs/>
+          <w:b/>
+        </w:rPr>
+        <w:t xml:space="preserve">no se modificaron</w:t>
+      </w:r>
+      <w:r>
+        <w:t xml:space="preserve"> </w:t>
+      </w:r>
+      <w:r>
+        <w:t xml:space="preserve">para ninguna fila preexistente; solo se agregó texto a la columna Observaciones donde las fuentes oficiales de AgileX aportan información adicional.</w:t>
       </w:r>
     </w:p>
     <w:p>
@@ -1418,7 +1224,64 @@
         <w:pStyle w:val="Compact"/>
       </w:pPr>
       <w:r>
-        <w:t xml:space="preserve">Se agregó una fila separada para los sensores del Gripper (cámara fisheye + IMU) que antes estaban mezclados con el motor.</w:t>
+        <w:t xml:space="preserve">Las filas</w:t>
+      </w:r>
+      <w:r>
+        <w:t xml:space="preserve"> </w:t>
+      </w:r>
+      <w:r>
+        <w:rPr>
+          <w:bCs/>
+          <w:b/>
+        </w:rPr>
+        <w:t xml:space="preserve">Intel NUC</w:t>
+      </w:r>
+      <w:r>
+        <w:t xml:space="preserve"> </w:t>
+      </w:r>
+      <w:r>
+        <w:t xml:space="preserve">y</w:t>
+      </w:r>
+      <w:r>
+        <w:t xml:space="preserve"> </w:t>
+      </w:r>
+      <w:r>
+        <w:rPr>
+          <w:bCs/>
+          <w:b/>
+        </w:rPr>
+        <w:t xml:space="preserve">Cargador baterías Drone</w:t>
+      </w:r>
+      <w:r>
+        <w:t xml:space="preserve"> </w:t>
+      </w:r>
+      <w:r>
+        <w:t xml:space="preserve">se dejaron</w:t>
+      </w:r>
+      <w:r>
+        <w:t xml:space="preserve"> </w:t>
+      </w:r>
+      <w:r>
+        <w:rPr>
+          <w:bCs/>
+          <w:b/>
+        </w:rPr>
+        <w:t xml:space="preserve">idénticas</w:t>
+      </w:r>
+      <w:r>
+        <w:t xml:space="preserve"> </w:t>
+      </w:r>
+      <w:r>
+        <w:t xml:space="preserve">al documento original (</w:t>
+      </w:r>
+      <w:r>
+        <w:rPr>
+          <w:rStyle w:val="VerbatimChar"/>
+        </w:rPr>
+        <w:t xml:space="preserve">Equipo.docx</w:t>
+      </w:r>
+      <w:r>
+        <w:t xml:space="preserve">), sin observaciones añadidas — ninguna fuente oficial de AgileX cubre estos dos equipos.</w:t>
       </w:r>
     </w:p>
     <w:p>
@@ -1430,7 +1293,7 @@
         <w:pStyle w:val="Compact"/>
       </w:pPr>
       <w:r>
-        <w:t xml:space="preserve">Se agregaron las filas de Pika Station y Tracker de posicionamiento, antes mencionadas solo en las notas pero ausentes de la tabla.</w:t>
+        <w:t xml:space="preserve">Se agregaron dos filas nuevas (Pika Station y Tracker de posicionamiento) que no estaban en el documento original, con datos tomados directamente de la hoja de datos oficial de Pika.</w:t>
       </w:r>
     </w:p>
     <w:p>
@@ -1442,19 +1305,638 @@
         <w:pStyle w:val="Compact"/>
       </w:pPr>
       <w:r>
-        <w:t xml:space="preserve">El Intel NUC, el sistema de control y el cargador de batería del dron no están cubiertos (o solo parcialmente) por el repositorio pika_ros; se mantienen como estimaciones a verificar con otras fuentes. Sus cifras numéricas no se modificaron en esta revisión.</w:t>
+        <w:t xml:space="preserve">Se conserva el modelo</w:t>
+      </w:r>
+      <w:r>
+        <w:t xml:space="preserve"> </w:t>
+      </w:r>
+      <w:r>
+        <w:rPr>
+          <w:bCs/>
+          <w:b/>
+        </w:rPr>
+        <w:t xml:space="preserve">D435i</w:t>
+      </w:r>
+      <w:r>
+        <w:t xml:space="preserve"> </w:t>
+      </w:r>
+      <w:r>
+        <w:t xml:space="preserve">tal como en el original: son cámaras distintas de las D405 incluidas en el kit Pika, no una corrección de nombre.</w:t>
       </w:r>
     </w:p>
     <w:p>
       <w:pPr>
+        <w:numPr>
+          <w:ilvl w:val="0"/>
+          <w:numId w:val="1001"/>
+        </w:numPr>
+        <w:pStyle w:val="Compact"/>
+      </w:pPr>
+      <w:r>
+        <w:rPr>
+          <w:rStyle w:val="VerbatimChar"/>
+        </w:rPr>
+        <w:t xml:space="preserve">Consumo_Energia.md</w:t>
+      </w:r>
+      <w:r>
+        <w:t xml:space="preserve"> </w:t>
+      </w:r>
+      <w:r>
+        <w:t xml:space="preserve">(repositorio</w:t>
+      </w:r>
+      <w:r>
+        <w:t xml:space="preserve"> </w:t>
+      </w:r>
+      <w:r>
+        <w:rPr>
+          <w:rStyle w:val="VerbatimChar"/>
+        </w:rPr>
+        <w:t xml:space="preserve">pika_ros</w:t>
+      </w:r>
+      <w:r>
+        <w:t xml:space="preserve">) es un documento de compilación/resumen, no una fuente primaria; las observaciones de esta tabla citan las fuentes oficiales de AgileX directamente.</w:t>
+      </w:r>
+    </w:p>
+    <w:p>
+      <w:pPr>
         <w:pStyle w:val="FirstParagraph"/>
       </w:pPr>
       <w:r>
         <w:rPr>
-          <w:iCs/>
-          <w:i/>
-        </w:rPr>
-        <w:t xml:space="preserve">Fuente: Consumo_Energia.md, repositorio Ivan1721/pika_ros, rama pika-custom-ros2.</w:t>
+          <w:bCs/>
+          <w:b/>
+        </w:rPr>
+        <w:t xml:space="preserve">Recomendaciones para el</w:t>
+      </w:r>
+      <w:r>
+        <w:rPr>
+          <w:bCs/>
+          <w:b/>
+        </w:rPr>
+        <w:t xml:space="preserve"> </w:t>
+      </w:r>
+      <w:r>
+        <w:rPr>
+          <w:bCs/>
+          <w:b/>
+        </w:rPr>
+        <w:t xml:space="preserve">“</w:t>
+      </w:r>
+      <w:r>
+        <w:rPr>
+          <w:bCs/>
+          <w:b/>
+        </w:rPr>
+        <w:t xml:space="preserve">Sistema de control</w:t>
+      </w:r>
+      <w:r>
+        <w:rPr>
+          <w:bCs/>
+          <w:b/>
+        </w:rPr>
+        <w:t xml:space="preserve">”</w:t>
+      </w:r>
+      <w:r>
+        <w:rPr>
+          <w:bCs/>
+          <w:b/>
+        </w:rPr>
+        <w:t xml:space="preserve"> </w:t>
+      </w:r>
+      <w:r>
+        <w:rPr>
+          <w:bCs/>
+          <w:b/>
+        </w:rPr>
+        <w:t xml:space="preserve">(CAN, switches, MCU, Ethernet, hubs USB)</w:t>
+      </w:r>
+    </w:p>
+    <w:p>
+      <w:pPr>
+        <w:pStyle w:val="BodyText"/>
+      </w:pPr>
+      <w:r>
+        <w:t xml:space="preserve">Dimensionamiento estimado de puertos USB simultáneos para el setup bimanual completo (2 brazos Piper + 2 Pika Gripper + trackers). Nota: esta sección es un análisis propio, no proviene de documentación oficial de AgileX ni de Intel.</w:t>
+      </w:r>
+    </w:p>
+    <w:p>
+      <w:pPr>
+        <w:numPr>
+          <w:ilvl w:val="0"/>
+          <w:numId w:val="1002"/>
+        </w:numPr>
+        <w:pStyle w:val="Compact"/>
+      </w:pPr>
+      <w:r>
+        <w:t xml:space="preserve">2× cámara RealSense D405 (Type-C/USB 3.1, alto ancho de banda: color + profundidad simultáneos)</w:t>
+      </w:r>
+    </w:p>
+    <w:p>
+      <w:pPr>
+        <w:numPr>
+          <w:ilvl w:val="0"/>
+          <w:numId w:val="1002"/>
+        </w:numPr>
+        <w:pStyle w:val="Compact"/>
+      </w:pPr>
+      <w:r>
+        <w:t xml:space="preserve">2× cámara D435i (si están conectadas al mismo host de control)</w:t>
+      </w:r>
+    </w:p>
+    <w:p>
+      <w:pPr>
+        <w:numPr>
+          <w:ilvl w:val="0"/>
+          <w:numId w:val="1002"/>
+        </w:numPr>
+        <w:pStyle w:val="Compact"/>
+      </w:pPr>
+      <w:r>
+        <w:t xml:space="preserve">2× cámara fisheye USB (UVC, ancho de banda medio)</w:t>
+      </w:r>
+    </w:p>
+    <w:p>
+      <w:pPr>
+        <w:numPr>
+          <w:ilvl w:val="0"/>
+          <w:numId w:val="1002"/>
+        </w:numPr>
+        <w:pStyle w:val="Compact"/>
+      </w:pPr>
+      <w:r>
+        <w:t xml:space="preserve">2× receptor USB inalámbrico del tracker Vive</w:t>
+      </w:r>
+    </w:p>
+    <w:p>
+      <w:pPr>
+        <w:numPr>
+          <w:ilvl w:val="0"/>
+          <w:numId w:val="1002"/>
+        </w:numPr>
+        <w:pStyle w:val="Compact"/>
+      </w:pPr>
+      <w:r>
+        <w:t xml:space="preserve">2× puerto serial del gripper Pika (USB–serie)</w:t>
+      </w:r>
+    </w:p>
+    <w:p>
+      <w:pPr>
+        <w:numPr>
+          <w:ilvl w:val="0"/>
+          <w:numId w:val="1002"/>
+        </w:numPr>
+        <w:pStyle w:val="Compact"/>
+      </w:pPr>
+      <w:r>
+        <w:t xml:space="preserve">2× adaptador USB–CAN (uno por brazo Piper)</w:t>
+      </w:r>
+    </w:p>
+    <w:p>
+      <w:pPr>
+        <w:pStyle w:val="FirstParagraph"/>
+      </w:pPr>
+      <w:r>
+        <w:t xml:space="preserve">Total:</w:t>
+      </w:r>
+      <w:r>
+        <w:t xml:space="preserve"> </w:t>
+      </w:r>
+      <w:r>
+        <w:rPr>
+          <w:bCs/>
+          <w:b/>
+        </w:rPr>
+        <w:t xml:space="preserve">~12 puertos USB simultáneos</w:t>
+      </w:r>
+      <w:r>
+        <w:t xml:space="preserve"> </w:t>
+      </w:r>
+      <w:r>
+        <w:t xml:space="preserve">como mínimo, sin contar teclado/mouse/monitor de administración.</w:t>
+      </w:r>
+    </w:p>
+    <w:p>
+      <w:pPr>
+        <w:pStyle w:val="BodyText"/>
+      </w:pPr>
+      <w:r>
+        <w:t xml:space="preserve">Recomendaciones concretas:</w:t>
+      </w:r>
+    </w:p>
+    <w:p>
+      <w:pPr>
+        <w:numPr>
+          <w:ilvl w:val="0"/>
+          <w:numId w:val="1003"/>
+        </w:numPr>
+        <w:pStyle w:val="Compact"/>
+      </w:pPr>
+      <w:r>
+        <w:rPr>
+          <w:bCs/>
+          <w:b/>
+        </w:rPr>
+        <w:t xml:space="preserve">No usar un solo hub pasivo compartido para todo.</w:t>
+      </w:r>
+      <w:r>
+        <w:t xml:space="preserve"> </w:t>
+      </w:r>
+      <w:r>
+        <w:t xml:space="preserve">Las cámaras RealSense (D405 y D435i) consumen ancho de banda USB significativo; combinarlas en el mismo hub sin alimentación propia causa frame drops o desconexiones intermitentes. Usar un</w:t>
+      </w:r>
+      <w:r>
+        <w:t xml:space="preserve"> </w:t>
+      </w:r>
+      <w:r>
+        <w:rPr>
+          <w:bCs/>
+          <w:b/>
+        </w:rPr>
+        <w:t xml:space="preserve">hub USB 3.0/3.1 activo (con fuente de alimentación propia)</w:t>
+      </w:r>
+      <w:r>
+        <w:t xml:space="preserve"> </w:t>
+      </w:r>
+      <w:r>
+        <w:t xml:space="preserve">dedicado a las cámaras, separado del hub para dispositivos de baja velocidad (series, CAN, dongles).</w:t>
+      </w:r>
+    </w:p>
+    <w:p>
+      <w:pPr>
+        <w:numPr>
+          <w:ilvl w:val="0"/>
+          <w:numId w:val="1003"/>
+        </w:numPr>
+        <w:pStyle w:val="Compact"/>
+      </w:pPr>
+      <w:r>
+        <w:rPr>
+          <w:bCs/>
+          <w:b/>
+        </w:rPr>
+        <w:t xml:space="preserve">Preferir controladores USB nativos de la placa</w:t>
+      </w:r>
+      <w:r>
+        <w:t xml:space="preserve"> </w:t>
+      </w:r>
+      <w:r>
+        <w:t xml:space="preserve">sobre hubs externos cuando sea posible — especialmente para las cámaras RealSense, que son sensibles a compartir ancho de banda con otros dispositivos en el mismo controlador raíz.</w:t>
+      </w:r>
+    </w:p>
+    <w:p>
+      <w:pPr>
+        <w:numPr>
+          <w:ilvl w:val="0"/>
+          <w:numId w:val="1003"/>
+        </w:numPr>
+        <w:pStyle w:val="Compact"/>
+      </w:pPr>
+      <w:r>
+        <w:rPr>
+          <w:bCs/>
+          <w:b/>
+        </w:rPr>
+        <w:t xml:space="preserve">Reglas udev fijas por dispositivo</w:t>
+      </w:r>
+      <w:r>
+        <w:t xml:space="preserve"> </w:t>
+      </w:r>
+      <w:r>
+        <w:t xml:space="preserve">(ya parcialmente implementado con</w:t>
+      </w:r>
+      <w:r>
+        <w:t xml:space="preserve"> </w:t>
+      </w:r>
+      <w:r>
+        <w:rPr>
+          <w:rStyle w:val="VerbatimChar"/>
+        </w:rPr>
+        <w:t xml:space="preserve">setup_device.py</w:t>
+      </w:r>
+      <w:r>
+        <w:t xml:space="preserve"> </w:t>
+      </w:r>
+      <w:r>
+        <w:t xml:space="preserve">y</w:t>
+      </w:r>
+      <w:r>
+        <w:t xml:space="preserve"> </w:t>
+      </w:r>
+      <w:r>
+        <w:rPr>
+          <w:rStyle w:val="VerbatimChar"/>
+        </w:rPr>
+        <w:t xml:space="preserve">81-vive.rules</w:t>
+      </w:r>
+      <w:r>
+        <w:t xml:space="preserve"> </w:t>
+      </w:r>
+      <w:r>
+        <w:t xml:space="preserve">en este repositorio): mantener rutas estables (</w:t>
+      </w:r>
+      <w:r>
+        <w:rPr>
+          <w:rStyle w:val="VerbatimChar"/>
+        </w:rPr>
+        <w:t xml:space="preserve">/dev/ttyUSB50/51/60/61</w:t>
+      </w:r>
+      <w:r>
+        <w:t xml:space="preserve">,</w:t>
+      </w:r>
+      <w:r>
+        <w:t xml:space="preserve"> </w:t>
+      </w:r>
+      <w:r>
+        <w:rPr>
+          <w:rStyle w:val="VerbatimChar"/>
+        </w:rPr>
+        <w:t xml:space="preserve">/dev/video50/51/60/61</w:t>
+      </w:r>
+      <w:r>
+        <w:t xml:space="preserve">) es crítico para que el sistema no se rompa al reconectar cables en otro orden o puerto.</w:t>
+      </w:r>
+    </w:p>
+    <w:p>
+      <w:pPr>
+        <w:numPr>
+          <w:ilvl w:val="0"/>
+          <w:numId w:val="1003"/>
+        </w:numPr>
+        <w:pStyle w:val="Compact"/>
+      </w:pPr>
+      <w:r>
+        <w:rPr>
+          <w:bCs/>
+          <w:b/>
+        </w:rPr>
+        <w:t xml:space="preserve">Documentar/etiquetar físicamente la topología USB</w:t>
+      </w:r>
+      <w:r>
+        <w:t xml:space="preserve"> </w:t>
+      </w:r>
+      <w:r>
+        <w:t xml:space="preserve">de cada puerto del hub. Ya se vivió este problema con</w:t>
+      </w:r>
+      <w:r>
+        <w:t xml:space="preserve"> </w:t>
+      </w:r>
+      <w:r>
+        <w:rPr>
+          <w:rStyle w:val="VerbatimChar"/>
+        </w:rPr>
+        <w:t xml:space="preserve">can_config.sh</w:t>
+      </w:r>
+      <w:r>
+        <w:t xml:space="preserve">, que usa direcciones USB físicas hardcodeadas (</w:t>
+      </w:r>
+      <w:r>
+        <w:rPr>
+          <w:rStyle w:val="VerbatimChar"/>
+        </w:rPr>
+        <w:t xml:space="preserve">3-1.1.3:1.0</w:t>
+      </w:r>
+      <w:r>
+        <w:t xml:space="preserve">,</w:t>
+      </w:r>
+      <w:r>
+        <w:t xml:space="preserve"> </w:t>
+      </w:r>
+      <w:r>
+        <w:rPr>
+          <w:rStyle w:val="VerbatimChar"/>
+        </w:rPr>
+        <w:t xml:space="preserve">1-1.1.3:1.0</w:t>
+      </w:r>
+      <w:r>
+        <w:t xml:space="preserve">) — si el hub o el puerto físico cambia, el brazo correspondiente deja de detectarse hasta corregir la ruta en el script.</w:t>
+      </w:r>
+    </w:p>
+    <w:p>
+      <w:pPr>
+        <w:numPr>
+          <w:ilvl w:val="0"/>
+          <w:numId w:val="1003"/>
+        </w:numPr>
+        <w:pStyle w:val="Compact"/>
+      </w:pPr>
+      <w:r>
+        <w:rPr>
+          <w:bCs/>
+          <w:b/>
+        </w:rPr>
+        <w:t xml:space="preserve">Alimentación activa, no bus-powered</w:t>
+      </w:r>
+      <w:r>
+        <w:t xml:space="preserve">, para cualquier hub que sirva cámaras RealSense — 2 a 4 cámaras D400 simultáneas fácilmente exceden lo que un hub pasivo puede entregar de forma estable.</w:t>
+      </w:r>
+    </w:p>
+    <w:p>
+      <w:pPr>
+        <w:numPr>
+          <w:ilvl w:val="0"/>
+          <w:numId w:val="1003"/>
+        </w:numPr>
+        <w:pStyle w:val="Compact"/>
+      </w:pPr>
+      <w:r>
+        <w:rPr>
+          <w:bCs/>
+          <w:b/>
+        </w:rPr>
+        <w:t xml:space="preserve">Switch Ethernet gestionado</w:t>
+      </w:r>
+      <w:r>
+        <w:t xml:space="preserve"> </w:t>
+      </w:r>
+      <w:r>
+        <w:t xml:space="preserve">si se usan dos hosts de cómputo (p. ej. NUC + mochila de datos) con ROS 2 en la misma red DDS, para evitar problemas de descubrimiento multicast en redes domésticas sin gestión.</w:t>
+      </w:r>
+    </w:p>
+    <w:p>
+      <w:pPr>
+        <w:numPr>
+          <w:ilvl w:val="0"/>
+          <w:numId w:val="1003"/>
+        </w:numPr>
+        <w:pStyle w:val="Compact"/>
+      </w:pPr>
+      <w:r>
+        <w:rPr>
+          <w:bCs/>
+          <w:b/>
+        </w:rPr>
+        <w:t xml:space="preserve">Parada de emergencia física (kill switch) en la línea de 24 V del CAN bus</w:t>
+      </w:r>
+      <w:r>
+        <w:t xml:space="preserve"> </w:t>
+      </w:r>
+      <w:r>
+        <w:t xml:space="preserve">de los brazos Piper — el propio manual oficial de AgileX advierte explícitamente sobre riesgos de seguridad en operación; no está cubierto por ningún componente de esta tabla y conviene agregarlo como partida aparte si no existe ya.</w:t>
+      </w:r>
+    </w:p>
+    <w:p>
+      <w:pPr>
+        <w:numPr>
+          <w:ilvl w:val="0"/>
+          <w:numId w:val="1003"/>
+        </w:numPr>
+        <w:pStyle w:val="Compact"/>
+      </w:pPr>
+      <w:r>
+        <w:rPr>
+          <w:bCs/>
+          <w:b/>
+        </w:rPr>
+        <w:t xml:space="preserve">Ventilación/enfriamiento</w:t>
+      </w:r>
+      <w:r>
+        <w:t xml:space="preserve"> </w:t>
+      </w:r>
+      <w:r>
+        <w:t xml:space="preserve">para el Intel NUC si corre bajo carga sostenida (procesamiento de imágenes/inferencia) mientras maneja I/O de ~12 dispositivos USB simultáneos.</w:t>
+      </w:r>
+    </w:p>
+    <w:p>
+      <w:pPr>
+        <w:pStyle w:val="FirstParagraph"/>
+      </w:pPr>
+      <w:r>
+        <w:rPr>
+          <w:iCs/>
+          <w:i/>
+        </w:rPr>
+        <w:t xml:space="preserve">Fuentes oficiales:</w:t>
+      </w:r>
+      <w:r>
+        <w:rPr>
+          <w:iCs/>
+          <w:i/>
+        </w:rPr>
+        <w:t xml:space="preserve"> </w:t>
+      </w:r>
+      <w:r>
+        <w:rPr>
+          <w:rStyle w:val="VerbatimChar"/>
+          <w:iCs/>
+          <w:i/>
+        </w:rPr>
+        <w:t xml:space="preserve">[Externo] Hoja de datos del producto Pika beta (CN).md</w:t>
+      </w:r>
+      <w:r>
+        <w:rPr>
+          <w:iCs/>
+          <w:i/>
+        </w:rPr>
+        <w:t xml:space="preserve"> </w:t>
+      </w:r>
+      <w:r>
+        <w:rPr>
+          <w:iCs/>
+          <w:i/>
+        </w:rPr>
+        <w:t xml:space="preserve">(datasheet Pika, AgileX) y</w:t>
+      </w:r>
+      <w:r>
+        <w:rPr>
+          <w:iCs/>
+          <w:i/>
+        </w:rPr>
+        <w:t xml:space="preserve"> </w:t>
+      </w:r>
+      <w:r>
+        <w:rPr>
+          <w:rStyle w:val="VerbatimChar"/>
+          <w:iCs/>
+          <w:i/>
+        </w:rPr>
+        <w:t xml:space="preserve">agilex-piper-user-manual.pdf</w:t>
+      </w:r>
+      <w:r>
+        <w:rPr>
+          <w:iCs/>
+          <w:i/>
+        </w:rPr>
+        <w:t xml:space="preserve"> </w:t>
+      </w:r>
+      <w:r>
+        <w:rPr>
+          <w:iCs/>
+          <w:i/>
+        </w:rPr>
+        <w:t xml:space="preserve">(manual Piper, AgileX), ambos incluidos en el repositorio</w:t>
+      </w:r>
+      <w:r>
+        <w:rPr>
+          <w:iCs/>
+          <w:i/>
+        </w:rPr>
+        <w:t xml:space="preserve"> </w:t>
+      </w:r>
+      <w:r>
+        <w:rPr>
+          <w:rStyle w:val="VerbatimChar"/>
+          <w:iCs/>
+          <w:i/>
+        </w:rPr>
+        <w:t xml:space="preserve">Ivan1721/pika_ros</w:t>
+      </w:r>
+      <w:r>
+        <w:rPr>
+          <w:iCs/>
+          <w:i/>
+        </w:rPr>
+        <w:t xml:space="preserve">, rama</w:t>
+      </w:r>
+      <w:r>
+        <w:rPr>
+          <w:iCs/>
+          <w:i/>
+        </w:rPr>
+        <w:t xml:space="preserve"> </w:t>
+      </w:r>
+      <w:r>
+        <w:rPr>
+          <w:rStyle w:val="VerbatimChar"/>
+          <w:iCs/>
+          <w:i/>
+        </w:rPr>
+        <w:t xml:space="preserve">pika-custom-ros2</w:t>
+      </w:r>
+      <w:r>
+        <w:rPr>
+          <w:iCs/>
+          <w:i/>
+        </w:rPr>
+        <w:t xml:space="preserve">.</w:t>
+      </w:r>
+      <w:r>
+        <w:rPr>
+          <w:iCs/>
+          <w:i/>
+        </w:rPr>
+        <w:t xml:space="preserve"> </w:t>
+      </w:r>
+      <w:r>
+        <w:rPr>
+          <w:rStyle w:val="VerbatimChar"/>
+          <w:iCs/>
+          <w:i/>
+        </w:rPr>
+        <w:t xml:space="preserve">Consumo_Energia.md</w:t>
+      </w:r>
+      <w:r>
+        <w:rPr>
+          <w:iCs/>
+          <w:i/>
+        </w:rPr>
+        <w:t xml:space="preserve"> </w:t>
+      </w:r>
+      <w:r>
+        <w:rPr>
+          <w:iCs/>
+          <w:i/>
+        </w:rPr>
+        <w:t xml:space="preserve">(mismo repositorio) es la compilación intermedia de estas fuentes.</w:t>
       </w:r>
     </w:p>
     <w:sectPr/>
@@ -1639,11 +2121,129 @@
       </w:pPr>
     </w:lvl>
   </w:abstractNum>
+  <w:abstractNum w:abstractNumId="99411">
+    <w:nsid w:val="71315dca"/>
+    <w:multiLevelType w:val="multilevel"/>
+    <w:lvl w:ilvl="0">
+      <w:start w:val="1"/>
+      <w:numFmt w:val="decimal"/>
+      <w:lvlText w:val="%1."/>
+      <w:lvlJc w:val="left"/>
+      <w:pPr>
+        <w:ind w:left="720" w:hanging="480"/>
+      </w:pPr>
+    </w:lvl>
+    <w:lvl w:ilvl="1">
+      <w:start w:val="1"/>
+      <w:numFmt w:val="decimal"/>
+      <w:lvlText w:val="%2."/>
+      <w:lvlJc w:val="left"/>
+      <w:pPr>
+        <w:ind w:left="1440" w:hanging="480"/>
+      </w:pPr>
+    </w:lvl>
+    <w:lvl w:ilvl="2">
+      <w:start w:val="1"/>
+      <w:numFmt w:val="decimal"/>
+      <w:lvlText w:val="%3."/>
+      <w:lvlJc w:val="left"/>
+      <w:pPr>
+        <w:ind w:left="2160" w:hanging="480"/>
+      </w:pPr>
+    </w:lvl>
+    <w:lvl w:ilvl="3">
+      <w:start w:val="1"/>
+      <w:numFmt w:val="decimal"/>
+      <w:lvlText w:val="%4."/>
+      <w:lvlJc w:val="left"/>
+      <w:pPr>
+        <w:ind w:left="2880" w:hanging="480"/>
+      </w:pPr>
+    </w:lvl>
+    <w:lvl w:ilvl="4">
+      <w:start w:val="1"/>
+      <w:numFmt w:val="decimal"/>
+      <w:lvlText w:val="%5."/>
+      <w:lvlJc w:val="left"/>
+      <w:pPr>
+        <w:ind w:left="3600" w:hanging="480"/>
+      </w:pPr>
+    </w:lvl>
+    <w:lvl w:ilvl="5">
+      <w:start w:val="1"/>
+      <w:numFmt w:val="decimal"/>
+      <w:lvlText w:val="%6."/>
+      <w:lvlJc w:val="left"/>
+      <w:pPr>
+        <w:ind w:left="4320" w:hanging="480"/>
+      </w:pPr>
+    </w:lvl>
+    <w:lvl w:ilvl="6">
+      <w:start w:val="1"/>
+      <w:numFmt w:val="decimal"/>
+      <w:lvlText w:val="%7."/>
+      <w:lvlJc w:val="left"/>
+      <w:pPr>
+        <w:ind w:left="5040" w:hanging="480"/>
+      </w:pPr>
+    </w:lvl>
+    <w:lvl w:ilvl="7">
+      <w:start w:val="1"/>
+      <w:numFmt w:val="decimal"/>
+      <w:lvlText w:val="%8."/>
+      <w:lvlJc w:val="left"/>
+      <w:pPr>
+        <w:ind w:left="5760" w:hanging="480"/>
+      </w:pPr>
+    </w:lvl>
+    <w:lvl w:ilvl="8">
+      <w:start w:val="1"/>
+      <w:numFmt w:val="decimal"/>
+      <w:lvlText w:val="%9."/>
+      <w:lvlJc w:val="left"/>
+      <w:pPr>
+        <w:ind w:left="6480" w:hanging="480"/>
+      </w:pPr>
+    </w:lvl>
+  </w:abstractNum>
   <w:num w:numId="1000">
     <w:abstractNumId w:val="990"/>
   </w:num>
   <w:num w:numId="1001">
     <w:abstractNumId w:val="991"/>
+  </w:num>
+  <w:num w:numId="1002">
+    <w:abstractNumId w:val="991"/>
+  </w:num>
+  <w:num w:numId="1003">
+    <w:abstractNumId w:val="99411"/>
+    <w:lvlOverride w:ilvl="0">
+      <w:startOverride w:val="1"/>
+    </w:lvlOverride>
+    <w:lvlOverride w:ilvl="1">
+      <w:startOverride w:val="1"/>
+    </w:lvlOverride>
+    <w:lvlOverride w:ilvl="2">
+      <w:startOverride w:val="1"/>
+    </w:lvlOverride>
+    <w:lvlOverride w:ilvl="3">
+      <w:startOverride w:val="1"/>
+    </w:lvlOverride>
+    <w:lvlOverride w:ilvl="4">
+      <w:startOverride w:val="1"/>
+    </w:lvlOverride>
+    <w:lvlOverride w:ilvl="5">
+      <w:startOverride w:val="1"/>
+    </w:lvlOverride>
+    <w:lvlOverride w:ilvl="6">
+      <w:startOverride w:val="1"/>
+    </w:lvlOverride>
+    <w:lvlOverride w:ilvl="7">
+      <w:startOverride w:val="1"/>
+    </w:lvlOverride>
+    <w:lvlOverride w:ilvl="8">
+      <w:startOverride w:val="1"/>
+    </w:lvlOverride>
   </w:num>
 </w:numbering>
 </file>

--- a/Equipo_actualizado.docx
+++ b/Equipo_actualizado.docx
@@ -925,7 +925,7 @@
               <w:jc w:val="left"/>
             </w:pPr>
             <w:r>
-              <w:t xml:space="preserve">Estimado. El repositorio pika_ros solo documenta el adaptador USB–CAN (gs_usb) dentro de este grupo: ~1–2.5 W, bus-powered vía USB. El resto (switches, MCU, Ethernet, hubs) no está documentado ni en pika_ros ni en las fuentes oficiales de AgileX. Ver recomendaciones de dimensionamiento en las notas generales, abajo.</w:t>
+              <w:t xml:space="preserve">Estimado. El repositorio pika_ros solo documenta el adaptador USB–CAN (gs_usb) dentro de este grupo: ~1–2.5 W, bus-powered vía USB. El resto (switches, MCU, Ethernet, hubs) no está documentado ni en pika_ros ni en las fuentes oficiales de AgileX. Equipo real decidido: 2× hub/dock Hiksemi HS-HUB-DS11, alimentados por su entrada PD (no bus-powered desde el laptop). El consumo de las cámaras D405/D435i, dongle del tracker y adaptador CAN ya está contabilizado en sus propias filas — no se duplica aquí. Lo único nuevo es el consumo propio de la electrónica interna de cada hub (no publicado por Hiksemi; estimado en ~2–5 W por unidad en reposo), que cabe dentro del margen de los 30 W ya estimados en esta fila; no se sube la cifra numérica. Ver recomendaciones de dimensionamiento en las notas generales, abajo.</w:t>
             </w:r>
           </w:p>
         </w:tc>
@@ -1799,6 +1799,24 @@
     <w:p>
       <w:pPr>
         <w:pStyle w:val="FirstParagraph"/>
+      </w:pPr>
+      <w:r>
+        <w:rPr>
+          <w:bCs/>
+          <w:b/>
+        </w:rPr>
+        <w:t xml:space="preserve">Decisión tomada (actualización):</w:t>
+      </w:r>
+      <w:r>
+        <w:t xml:space="preserve"> </w:t>
+      </w:r>
+      <w:r>
+        <w:t xml:space="preserve">se optó por 2× hub/dock Hiksemi HS-HUB-DS11 (2× USB 3.0 + 2× USB 2.0 cada uno, entrada PD hasta 100 W), alimentados por su entrada PD en vez de bus-powered desde el laptop, para garantizar presupuesto de energía estable a las cámaras D405/D435i. Distribución recomendada: un hub dedicado a las dos cámaras D405 (usa sus 2 puertos USB 3.0 al tope), el otro dedicado a dongle del tracker + fisheye/serial + adaptador CAN (todo cabe en USB 2.0, dejando sus puertos USB 3.0 libres para un segundo kit futuro). Para un uso más allá de un kit, un hub USB 3.0 alimentado dedicado (sin HDMI/VGA/RJ45 que no se usan aquí) daría más puertos por el mismo costo.</w:t>
+      </w:r>
+    </w:p>
+    <w:p>
+      <w:pPr>
+        <w:pStyle w:val="BodyText"/>
       </w:pPr>
       <w:r>
         <w:rPr>

--- a/Equipo_actualizado.docx
+++ b/Equipo_actualizado.docx
@@ -19,60 +19,7 @@
           <w:iCs/>
           <w:i/>
         </w:rPr>
-        <w:t xml:space="preserve">Tabla base: documento original</w:t>
-      </w:r>
-      <w:r>
-        <w:rPr>
-          <w:iCs/>
-          <w:i/>
-        </w:rPr>
-        <w:t xml:space="preserve"> </w:t>
-      </w:r>
-      <w:r>
-        <w:rPr>
-          <w:bCs/>
-          <w:b/>
-          <w:iCs/>
-          <w:i/>
-        </w:rPr>
-        <w:t xml:space="preserve">Equipo.docx</w:t>
-      </w:r>
-      <w:r>
-        <w:rPr>
-          <w:iCs/>
-          <w:i/>
-        </w:rPr>
-        <w:t xml:space="preserve"> </w:t>
-      </w:r>
-      <w:r>
-        <w:rPr>
-          <w:iCs/>
-          <w:i/>
-        </w:rPr>
-        <w:t xml:space="preserve">(mismo repositorio), con observaciones agregadas a partir de las fuentes oficiales de AgileX incluidas en el repositorio</w:t>
-      </w:r>
-      <w:r>
-        <w:rPr>
-          <w:iCs/>
-          <w:i/>
-        </w:rPr>
-        <w:t xml:space="preserve"> </w:t>
-      </w:r>
-      <w:r>
-        <w:rPr>
-          <w:bCs/>
-          <w:b/>
-          <w:iCs/>
-          <w:i/>
-        </w:rPr>
-        <w:t xml:space="preserve">Ivan1721/pika_ros (rama pika-custom-ros2)</w:t>
-      </w:r>
-      <w:r>
-        <w:rPr>
-          <w:iCs/>
-          <w:i/>
-        </w:rPr>
-        <w:t xml:space="preserve">: la hoja de datos del producto Pika (</w:t>
+        <w:t xml:space="preserve">Inventario de consumo energético del equipo Pika/Piper. Las observaciones incorporan información de las fuentes oficiales de AgileX: el portal de documentación técnica de Pika en Yuque (https://agilexsupport.yuque.com/staff-hso6mo/peoot3/rcrola7ogxquhivi — incluye la hoja de datos del producto Pika y la guía de calibración/instalación de Tracker y Sense) y el manual oficial del brazo Piper (</w:t>
       </w:r>
       <w:r>
         <w:rPr>
@@ -80,58 +27,14 @@
           <w:iCs/>
           <w:i/>
         </w:rPr>
-        <w:t xml:space="preserve">[Externo] Hoja de datos del producto Pika beta (CN).md</w:t>
+        <w:t xml:space="preserve">agilex-piper-user-manual.pdf</w:t>
       </w:r>
       <w:r>
         <w:rPr>
           <w:iCs/>
           <w:i/>
         </w:rPr>
-        <w:t xml:space="preserve">) y el manual oficial del brazo Piper (</w:t>
-      </w:r>
-      <w:r>
-        <w:rPr>
-          <w:rStyle w:val="VerbatimChar"/>
-          <w:iCs/>
-          <w:i/>
-        </w:rPr>
-        <w:t xml:space="preserve">agilex-piper-user-manual.pdf</w:t>
-      </w:r>
-      <w:r>
-        <w:rPr>
-          <w:iCs/>
-          <w:i/>
-        </w:rPr>
-        <w:t xml:space="preserve">). El archivo</w:t>
-      </w:r>
-      <w:r>
-        <w:rPr>
-          <w:iCs/>
-          <w:i/>
-        </w:rPr>
-        <w:t xml:space="preserve"> </w:t>
-      </w:r>
-      <w:r>
-        <w:rPr>
-          <w:rStyle w:val="VerbatimChar"/>
-          <w:iCs/>
-          <w:i/>
-        </w:rPr>
-        <w:t xml:space="preserve">Consumo_Energia.md</w:t>
-      </w:r>
-      <w:r>
-        <w:rPr>
-          <w:iCs/>
-          <w:i/>
-        </w:rPr>
-        <w:t xml:space="preserve"> </w:t>
-      </w:r>
-      <w:r>
-        <w:rPr>
-          <w:iCs/>
-          <w:i/>
-        </w:rPr>
-        <w:t xml:space="preserve">del mismo repositorio es un documento intermedio que compila esas mismas fuentes oficiales, no una fuente primaria en sí. Los valores numéricos originales de esta tabla no se modifican; solo se añaden aclaraciones en la columna de Observaciones. Las filas de Intel NUC y Cargador de baterías Drone se dejan exactamente como en el documento original, sin observaciones adicionales.</w:t>
+        <w:t xml:space="preserve">, AgileX). Los valores de Cantidad, Alimentación, Potencia y Energía reflejan mediciones/estimaciones propias de cada equipo; las observaciones solo aclaran o amplían con la fuente oficial correspondiente cuando aplica. Las filas de Intel NUC y Cargador de baterías Drone no tienen observaciones adicionales, al ser hardware fuera del ecosistema Pika/Piper.</w:t>
       </w:r>
     </w:p>
     <w:tbl>
@@ -415,7 +318,7 @@
               <w:jc w:val="left"/>
             </w:pPr>
             <w:r>
-              <w:t xml:space="preserve">Estimado, depende de la configuración de investigación. La hoja de datos oficial de Pika especifica un conector XT30 de 24 V DC para el motor de la pinza; el firmware de pika_ros (parámetro motor_current_limit, en el código fuente del repositorio) limita la corriente del motor a 1000 mA @ 24 V = 24 W pico (por debajo del valor de 30 W usado aquí). En reposo/sujeción el consumo real es mucho menor (~2–7 W). Los sensores (cámara D405 + fisheye + IMU) se alimentan vía Type-C, independientemente de esta línea de 24 V.</w:t>
+              <w:t xml:space="preserve">Estimado, depende de la configuración de investigación. La hoja de datos oficial de Pika especifica un conector XT30 de 24 V DC para el motor de la pinza; el driver oficial de AgileX para Pika Gripper limita por defecto la corriente del motor a 1000 mA @ 24 V = 24 W pico (por debajo del valor de 30 W usado aquí). En reposo/sujeción el consumo real es mucho menor (~2–7 W). Los sensores (cámara D405 + fisheye + IMU) se alimentan vía Type-C, independientemente de esta línea de 24 V.</w:t>
             </w:r>
           </w:p>
         </w:tc>
@@ -655,7 +558,7 @@
               <w:jc w:val="left"/>
             </w:pPr>
             <w:r>
-              <w:t xml:space="preserve">Fila nueva (no está en el documento original). Cifra oficial de la hoja de datos de Pika: 12 V, 3 W típico, batería 10 Ah, 30 h de autonomía. Cantidad asumida en 2 (una por puesto de operación); ajustar si el equipo real usa otra cantidad de base stations.</w:t>
+              <w:t xml:space="preserve">Cifra oficial de la hoja de datos de Pika: 12 V, 3 W típico, batería 10 Ah, 30 h de autonomía. Cantidad asumida en 2 (una por puesto de operación); ajustar si el equipo real usa otra cantidad de base stations.</w:t>
             </w:r>
           </w:p>
         </w:tc>
@@ -745,7 +648,7 @@
               <w:jc w:val="left"/>
             </w:pPr>
             <w:r>
-              <w:t xml:space="preserve">Fila nueva (no está en el documento original). Autonomía oficial de 9 h según la hoja de datos de Pika; la cifra en W es una estimación (AgileX no publica la capacidad de la batería), inferida a partir de trackers ópticos similares. Cantidad asumida en 2 (un tracker por brazo/Sense).</w:t>
+              <w:t xml:space="preserve">Autonomía oficial de 9 h según la hoja de datos de Pika; la cifra en W es una estimación (AgileX no publica la capacidad de la batería), inferida a partir de trackers ópticos similares. Cantidad asumida en 2 (un tracker por brazo/Sense).</w:t>
             </w:r>
           </w:p>
         </w:tc>
@@ -925,7 +828,7 @@
               <w:jc w:val="left"/>
             </w:pPr>
             <w:r>
-              <w:t xml:space="preserve">Estimado. El repositorio pika_ros solo documenta el adaptador USB–CAN (gs_usb) dentro de este grupo: ~1–2.5 W, bus-powered vía USB. El resto (switches, MCU, Ethernet, hubs) no está documentado ni en pika_ros ni en las fuentes oficiales de AgileX. Equipo real decidido: 2× hub/dock Hiksemi HS-HUB-DS11, alimentados por su entrada PD (no bus-powered desde el laptop). El consumo de las cámaras D405/D435i, dongle del tracker y adaptador CAN ya está contabilizado en sus propias filas — no se duplica aquí. Lo único nuevo es el consumo propio de la electrónica interna de cada hub (no publicado por Hiksemi; estimado en ~2–5 W por unidad en reposo), que cabe dentro del margen de los 30 W ya estimados en esta fila; no se sube la cifra numérica. Ver recomendaciones de dimensionamiento en las notas generales, abajo.</w:t>
+              <w:t xml:space="preserve">Estimado. El adaptador USB–CAN (gs_usb) usado para los brazos Piper es bus-powered, con consumo estimado de ~1–2.5 W. El resto (switches, MCU, Ethernet, hubs) no está cubierto por ninguna fuente oficial de AgileX. Equipo real decidido: 2× hub/dock Hiksemi HS-HUB-DS11, alimentados por su entrada PD (no bus-powered desde el laptop). El consumo de las cámaras D405/D435i, dongle del tracker y adaptador CAN ya está contabilizado en sus propias filas — no se duplica aquí. Lo único nuevo es el consumo propio de la electrónica interna de cada hub (no publicado por Hiksemi; estimado en ~2–5 W por unidad en reposo), que cabe dentro del margen de los 30 W ya estimados en esta fila; no se sube la cifra numérica. Ver recomendaciones de dimensionamiento en las notas generales, abajo.</w:t>
             </w:r>
           </w:p>
         </w:tc>
@@ -1169,7 +1072,7 @@
               <w:t xml:space="preserve"> </w:t>
             </w:r>
             <w:r>
-              <w:t xml:space="preserve">de todas las filas anteriores (incluye las dos filas nuevas de Pika Station y Tracker).</w:t>
+              <w:t xml:space="preserve">de todas las filas anteriores.</w:t>
             </w:r>
           </w:p>
         </w:tc>
@@ -1196,7 +1099,7 @@
         <w:pStyle w:val="Compact"/>
       </w:pPr>
       <w:r>
-        <w:t xml:space="preserve">Los valores del documento original (Cantidad, Alimentación, Potencia unitaria/total, Horas/día, Energía)</w:t>
+        <w:t xml:space="preserve">Las filas</w:t>
       </w:r>
       <w:r>
         <w:t xml:space="preserve"> </w:t>
@@ -1206,13 +1109,29 @@
           <w:bCs/>
           <w:b/>
         </w:rPr>
-        <w:t xml:space="preserve">no se modificaron</w:t>
+        <w:t xml:space="preserve">Intel NUC</w:t>
       </w:r>
       <w:r>
         <w:t xml:space="preserve"> </w:t>
       </w:r>
       <w:r>
-        <w:t xml:space="preserve">para ninguna fila preexistente; solo se agregó texto a la columna Observaciones donde las fuentes oficiales de AgileX aportan información adicional.</w:t>
+        <w:t xml:space="preserve">y</w:t>
+      </w:r>
+      <w:r>
+        <w:t xml:space="preserve"> </w:t>
+      </w:r>
+      <w:r>
+        <w:rPr>
+          <w:bCs/>
+          <w:b/>
+        </w:rPr>
+        <w:t xml:space="preserve">Cargador baterías Drone</w:t>
+      </w:r>
+      <w:r>
+        <w:t xml:space="preserve"> </w:t>
+      </w:r>
+      <w:r>
+        <w:t xml:space="preserve">no tienen observaciones adicionales — ninguna fuente oficial de AgileX cubre estos dos equipos.</w:t>
       </w:r>
     </w:p>
     <w:p>
@@ -1224,7 +1143,7 @@
         <w:pStyle w:val="Compact"/>
       </w:pPr>
       <w:r>
-        <w:t xml:space="preserve">Las filas</w:t>
+        <w:t xml:space="preserve">Se incluyen</w:t>
       </w:r>
       <w:r>
         <w:t xml:space="preserve"> </w:t>
@@ -1234,7 +1153,7 @@
           <w:bCs/>
           <w:b/>
         </w:rPr>
-        <w:t xml:space="preserve">Intel NUC</w:t>
+        <w:t xml:space="preserve">Pika Station</w:t>
       </w:r>
       <w:r>
         <w:t xml:space="preserve"> </w:t>
@@ -1250,38 +1169,10 @@
           <w:bCs/>
           <w:b/>
         </w:rPr>
-        <w:t xml:space="preserve">Cargador baterías Drone</w:t>
-      </w:r>
-      <w:r>
-        <w:t xml:space="preserve"> </w:t>
-      </w:r>
-      <w:r>
-        <w:t xml:space="preserve">se dejaron</w:t>
-      </w:r>
-      <w:r>
-        <w:t xml:space="preserve"> </w:t>
-      </w:r>
-      <w:r>
-        <w:rPr>
-          <w:bCs/>
-          <w:b/>
-        </w:rPr>
-        <w:t xml:space="preserve">idénticas</w:t>
-      </w:r>
-      <w:r>
-        <w:t xml:space="preserve"> </w:t>
-      </w:r>
-      <w:r>
-        <w:t xml:space="preserve">al documento original (</w:t>
-      </w:r>
-      <w:r>
-        <w:rPr>
-          <w:rStyle w:val="VerbatimChar"/>
-        </w:rPr>
-        <w:t xml:space="preserve">Equipo.docx</w:t>
-      </w:r>
-      <w:r>
-        <w:t xml:space="preserve">), sin observaciones añadidas — ninguna fuente oficial de AgileX cubre estos dos equipos.</w:t>
+        <w:t xml:space="preserve">Tracker de posicionamiento</w:t>
+      </w:r>
+      <w:r>
+        <w:t xml:space="preserve">, con datos tomados directamente de la hoja de datos oficial de Pika (portal de documentación técnica de AgileX en Yuque).</w:t>
       </w:r>
     </w:p>
     <w:p>
@@ -1293,18 +1184,6 @@
         <w:pStyle w:val="Compact"/>
       </w:pPr>
       <w:r>
-        <w:t xml:space="preserve">Se agregaron dos filas nuevas (Pika Station y Tracker de posicionamiento) que no estaban en el documento original, con datos tomados directamente de la hoja de datos oficial de Pika.</w:t>
-      </w:r>
-    </w:p>
-    <w:p>
-      <w:pPr>
-        <w:numPr>
-          <w:ilvl w:val="0"/>
-          <w:numId w:val="1001"/>
-        </w:numPr>
-        <w:pStyle w:val="Compact"/>
-      </w:pPr>
-      <w:r>
         <w:t xml:space="preserve">Se conserva el modelo</w:t>
       </w:r>
       <w:r>
@@ -1321,40 +1200,7 @@
         <w:t xml:space="preserve"> </w:t>
       </w:r>
       <w:r>
-        <w:t xml:space="preserve">tal como en el original: son cámaras distintas de las D405 incluidas en el kit Pika, no una corrección de nombre.</w:t>
-      </w:r>
-    </w:p>
-    <w:p>
-      <w:pPr>
-        <w:numPr>
-          <w:ilvl w:val="0"/>
-          <w:numId w:val="1001"/>
-        </w:numPr>
-        <w:pStyle w:val="Compact"/>
-      </w:pPr>
-      <w:r>
-        <w:rPr>
-          <w:rStyle w:val="VerbatimChar"/>
-        </w:rPr>
-        <w:t xml:space="preserve">Consumo_Energia.md</w:t>
-      </w:r>
-      <w:r>
-        <w:t xml:space="preserve"> </w:t>
-      </w:r>
-      <w:r>
-        <w:t xml:space="preserve">(repositorio</w:t>
-      </w:r>
-      <w:r>
-        <w:t xml:space="preserve"> </w:t>
-      </w:r>
-      <w:r>
-        <w:rPr>
-          <w:rStyle w:val="VerbatimChar"/>
-        </w:rPr>
-        <w:t xml:space="preserve">pika_ros</w:t>
-      </w:r>
-      <w:r>
-        <w:t xml:space="preserve">) es un documento de compilación/resumen, no una fuente primaria; las observaciones de esta tabla citan las fuentes oficiales de AgileX directamente.</w:t>
+        <w:t xml:space="preserve">tal como está: son cámaras distintas de las D405 incluidas en el kit Pika, no una corrección de nombre.</w:t>
       </w:r>
     </w:p>
     <w:p>
@@ -1602,37 +1448,7 @@
         <w:t xml:space="preserve"> </w:t>
       </w:r>
       <w:r>
-        <w:t xml:space="preserve">(ya parcialmente implementado con</w:t>
-      </w:r>
-      <w:r>
-        <w:t xml:space="preserve"> </w:t>
-      </w:r>
-      <w:r>
-        <w:rPr>
-          <w:rStyle w:val="VerbatimChar"/>
-        </w:rPr>
-        <w:t xml:space="preserve">setup_device.py</w:t>
-      </w:r>
-      <w:r>
-        <w:t xml:space="preserve"> </w:t>
-      </w:r>
-      <w:r>
-        <w:t xml:space="preserve">y</w:t>
-      </w:r>
-      <w:r>
-        <w:t xml:space="preserve"> </w:t>
-      </w:r>
-      <w:r>
-        <w:rPr>
-          <w:rStyle w:val="VerbatimChar"/>
-        </w:rPr>
-        <w:t xml:space="preserve">81-vive.rules</w:t>
-      </w:r>
-      <w:r>
-        <w:t xml:space="preserve"> </w:t>
-      </w:r>
-      <w:r>
-        <w:t xml:space="preserve">en este repositorio): mantener rutas estables (</w:t>
+        <w:t xml:space="preserve">(el driver oficial de AgileX para Pika incluye herramientas para esto): mantener rutas estables (</w:t>
       </w:r>
       <w:r>
         <w:rPr>
@@ -1675,19 +1491,7 @@
         <w:t xml:space="preserve"> </w:t>
       </w:r>
       <w:r>
-        <w:t xml:space="preserve">de cada puerto del hub. Ya se vivió este problema con</w:t>
-      </w:r>
-      <w:r>
-        <w:t xml:space="preserve"> </w:t>
-      </w:r>
-      <w:r>
-        <w:rPr>
-          <w:rStyle w:val="VerbatimChar"/>
-        </w:rPr>
-        <w:t xml:space="preserve">can_config.sh</w:t>
-      </w:r>
-      <w:r>
-        <w:t xml:space="preserve">, que usa direcciones USB físicas hardcodeadas (</w:t>
+        <w:t xml:space="preserve">de cada puerto del hub. El script de configuración CAN del brazo Piper usa direcciones USB físicas hardcodeadas (</w:t>
       </w:r>
       <w:r>
         <w:rPr>
@@ -1823,14 +1627,7 @@
           <w:iCs/>
           <w:i/>
         </w:rPr>
-        <w:t xml:space="preserve">Fuentes oficiales:</w:t>
-      </w:r>
-      <w:r>
-        <w:rPr>
-          <w:iCs/>
-          <w:i/>
-        </w:rPr>
-        <w:t xml:space="preserve"> </w:t>
+        <w:t xml:space="preserve">Fuentes oficiales: portal de documentación técnica de AgileX para Pika en Yuque (https://agilexsupport.yuque.com/staff-hso6mo/peoot3/rcrola7ogxquhivi) y el manual oficial del brazo Piper (</w:t>
       </w:r>
       <w:r>
         <w:rPr>
@@ -1838,123 +1635,14 @@
           <w:iCs/>
           <w:i/>
         </w:rPr>
-        <w:t xml:space="preserve">[Externo] Hoja de datos del producto Pika beta (CN).md</w:t>
+        <w:t xml:space="preserve">agilex-piper-user-manual.pdf</w:t>
       </w:r>
       <w:r>
         <w:rPr>
           <w:iCs/>
           <w:i/>
         </w:rPr>
-        <w:t xml:space="preserve"> </w:t>
-      </w:r>
-      <w:r>
-        <w:rPr>
-          <w:iCs/>
-          <w:i/>
-        </w:rPr>
-        <w:t xml:space="preserve">(datasheet Pika, AgileX) y</w:t>
-      </w:r>
-      <w:r>
-        <w:rPr>
-          <w:iCs/>
-          <w:i/>
-        </w:rPr>
-        <w:t xml:space="preserve"> </w:t>
-      </w:r>
-      <w:r>
-        <w:rPr>
-          <w:rStyle w:val="VerbatimChar"/>
-          <w:iCs/>
-          <w:i/>
-        </w:rPr>
-        <w:t xml:space="preserve">agilex-piper-user-manual.pdf</w:t>
-      </w:r>
-      <w:r>
-        <w:rPr>
-          <w:iCs/>
-          <w:i/>
-        </w:rPr>
-        <w:t xml:space="preserve"> </w:t>
-      </w:r>
-      <w:r>
-        <w:rPr>
-          <w:iCs/>
-          <w:i/>
-        </w:rPr>
-        <w:t xml:space="preserve">(manual Piper, AgileX), ambos incluidos en el repositorio</w:t>
-      </w:r>
-      <w:r>
-        <w:rPr>
-          <w:iCs/>
-          <w:i/>
-        </w:rPr>
-        <w:t xml:space="preserve"> </w:t>
-      </w:r>
-      <w:r>
-        <w:rPr>
-          <w:rStyle w:val="VerbatimChar"/>
-          <w:iCs/>
-          <w:i/>
-        </w:rPr>
-        <w:t xml:space="preserve">Ivan1721/pika_ros</w:t>
-      </w:r>
-      <w:r>
-        <w:rPr>
-          <w:iCs/>
-          <w:i/>
-        </w:rPr>
-        <w:t xml:space="preserve">, rama</w:t>
-      </w:r>
-      <w:r>
-        <w:rPr>
-          <w:iCs/>
-          <w:i/>
-        </w:rPr>
-        <w:t xml:space="preserve"> </w:t>
-      </w:r>
-      <w:r>
-        <w:rPr>
-          <w:rStyle w:val="VerbatimChar"/>
-          <w:iCs/>
-          <w:i/>
-        </w:rPr>
-        <w:t xml:space="preserve">pika-custom-ros2</w:t>
-      </w:r>
-      <w:r>
-        <w:rPr>
-          <w:iCs/>
-          <w:i/>
-        </w:rPr>
-        <w:t xml:space="preserve">.</w:t>
-      </w:r>
-      <w:r>
-        <w:rPr>
-          <w:iCs/>
-          <w:i/>
-        </w:rPr>
-        <w:t xml:space="preserve"> </w:t>
-      </w:r>
-      <w:r>
-        <w:rPr>
-          <w:rStyle w:val="VerbatimChar"/>
-          <w:iCs/>
-          <w:i/>
-        </w:rPr>
-        <w:t xml:space="preserve">Consumo_Energia.md</w:t>
-      </w:r>
-      <w:r>
-        <w:rPr>
-          <w:iCs/>
-          <w:i/>
-        </w:rPr>
-        <w:t xml:space="preserve"> </w:t>
-      </w:r>
-      <w:r>
-        <w:rPr>
-          <w:iCs/>
-          <w:i/>
-        </w:rPr>
-        <w:t xml:space="preserve">(mismo repositorio) es la compilación intermedia de estas fuentes.</w:t>
+        <w:t xml:space="preserve">, AgileX).</w:t>
       </w:r>
     </w:p>
     <w:sectPr/>
